--- a/Documentation/Project/ANupam Document.docx
+++ b/Documentation/Project/ANupam Document.docx
@@ -2,6 +2,1396 @@
 <file path=word/document.xml><?xml version="1.0" encoding="utf-8"?>
 <w:document xmlns:wpc="http://schemas.microsoft.com/office/word/2010/wordprocessingCanvas" xmlns:cx="http://schemas.microsoft.com/office/drawing/2014/chartex" xmlns:cx1="http://schemas.microsoft.com/office/drawing/2015/9/8/chartex" xmlns:cx2="http://schemas.microsoft.com/office/drawing/2015/10/21/chartex" xmlns:cx3="http://schemas.microsoft.com/office/drawing/2016/5/9/chartex" xmlns:cx4="http://schemas.microsoft.com/office/drawing/2016/5/10/chartex" xmlns:cx5="http://schemas.microsoft.com/office/drawing/2016/5/11/chartex" xmlns:cx6="http://schemas.microsoft.com/office/drawing/2016/5/12/chartex" xmlns:cx7="http://schemas.microsoft.com/office/drawing/2016/5/13/chartex" xmlns:cx8="http://schemas.microsoft.com/office/drawing/2016/5/14/chartex" xmlns:mc="http://schemas.openxmlformats.org/markup-compatibility/2006" xmlns:aink="http://schemas.microsoft.com/office/drawing/2016/ink" xmlns:am3d="http://schemas.microsoft.com/office/drawing/2017/model3d" xmlns:o="urn:schemas-microsoft-com:office:office" xmlns:oel="http://schemas.microsoft.com/office/2019/extlst" xmlns:r="http://schemas.openxmlformats.org/officeDocument/2006/relationships" xmlns:m="http://schemas.openxmlformats.org/officeDocument/2006/math" xmlns:v="urn:schemas-microsoft-com:vml" xmlns:wp14="http://schemas.microsoft.com/office/word/2010/wordprocessingDrawing" xmlns:wp="http://schemas.openxmlformats.org/drawingml/2006/wordprocessingDrawing" xmlns:w10="urn:schemas-microsoft-com:office:word" xmlns:w="http://schemas.openxmlformats.org/wordprocessingml/2006/main" xmlns:w14="http://schemas.microsoft.com/office/word/2010/wordml" xmlns:w15="http://schemas.microsoft.com/office/word/2012/wordml" xmlns:w16cex="http://schemas.microsoft.com/office/word/2018/wordml/cex" xmlns:w16cid="http://schemas.microsoft.com/office/word/2016/wordml/cid" xmlns:w16="http://schemas.microsoft.com/office/word/2018/wordml" xmlns:w16du="http://schemas.microsoft.com/office/word/2023/wordml/word16du" xmlns:w16sdtdh="http://schemas.microsoft.com/office/word/2020/wordml/sdtdatahash" xmlns:w16se="http://schemas.microsoft.com/office/word/2015/wordml/symex" xmlns:wpg="http://schemas.microsoft.com/office/word/2010/wordprocessingGroup" xmlns:wpi="http://schemas.microsoft.com/office/word/2010/wordprocessingInk" xmlns:wne="http://schemas.microsoft.com/office/word/2006/wordml" xmlns:wps="http://schemas.microsoft.com/office/word/2010/wordprocessingShape" mc:Ignorable="w14 w15 w16se w16cid w16 w16cex w16sdtdh w16du wp14">
   <w:body>
+    <w:sdt>
+      <w:sdtPr>
+        <w:id w:val="1115332247"/>
+        <w:docPartObj>
+          <w:docPartGallery w:val="Table of Contents"/>
+          <w:docPartUnique/>
+        </w:docPartObj>
+      </w:sdtPr>
+      <w:sdtEndPr>
+        <w:rPr>
+          <w:rFonts w:ascii="Arial" w:eastAsia="Arial" w:hAnsi="Arial" w:cs="Arial"/>
+          <w:b/>
+          <w:bCs/>
+          <w:noProof/>
+          <w:color w:val="auto"/>
+          <w:sz w:val="24"/>
+          <w:szCs w:val="24"/>
+          <w:lang w:val="en-GB"/>
+        </w:rPr>
+      </w:sdtEndPr>
+      <w:sdtContent>
+        <w:p>
+          <w:pPr>
+            <w:pStyle w:val="TOCHeading"/>
+          </w:pPr>
+          <w:r>
+            <w:t>Contents</w:t>
+          </w:r>
+        </w:p>
+        <w:p>
+          <w:pPr>
+            <w:pStyle w:val="TOC1"/>
+            <w:tabs>
+              <w:tab w:val="left" w:pos="480"/>
+              <w:tab w:val="right" w:leader="dot" w:pos="9350"/>
+            </w:tabs>
+            <w:rPr>
+              <w:rFonts w:asciiTheme="minorHAnsi" w:eastAsiaTheme="minorEastAsia" w:hAnsiTheme="minorHAnsi" w:cstheme="minorBidi"/>
+              <w:noProof/>
+              <w:kern w:val="2"/>
+              <w:lang w:val="en-US"/>
+              <w14:ligatures w14:val="standardContextual"/>
+            </w:rPr>
+          </w:pPr>
+          <w:r>
+            <w:fldChar w:fldCharType="begin"/>
+          </w:r>
+          <w:r>
+            <w:instrText xml:space="preserve"> TOC \o "1-3" \h \z \u </w:instrText>
+          </w:r>
+          <w:r>
+            <w:fldChar w:fldCharType="separate"/>
+          </w:r>
+          <w:hyperlink w:anchor="_Toc196934323" w:history="1">
+            <w:r>
+              <w:rPr>
+                <w:rStyle w:val="Hyperlink"/>
+                <w:noProof/>
+              </w:rPr>
+              <w:t>1.</w:t>
+            </w:r>
+            <w:r>
+              <w:rPr>
+                <w:rFonts w:asciiTheme="minorHAnsi" w:eastAsiaTheme="minorEastAsia" w:hAnsiTheme="minorHAnsi" w:cstheme="minorBidi"/>
+                <w:noProof/>
+                <w:kern w:val="2"/>
+                <w:lang w:val="en-US"/>
+                <w14:ligatures w14:val="standardContextual"/>
+              </w:rPr>
+              <w:tab/>
+            </w:r>
+            <w:r>
+              <w:rPr>
+                <w:rStyle w:val="Hyperlink"/>
+                <w:noProof/>
+              </w:rPr>
+              <w:t>Introduction</w:t>
+            </w:r>
+            <w:r>
+              <w:rPr>
+                <w:noProof/>
+                <w:webHidden/>
+              </w:rPr>
+              <w:tab/>
+            </w:r>
+            <w:r>
+              <w:rPr>
+                <w:noProof/>
+                <w:webHidden/>
+              </w:rPr>
+              <w:fldChar w:fldCharType="begin"/>
+            </w:r>
+            <w:r>
+              <w:rPr>
+                <w:noProof/>
+                <w:webHidden/>
+              </w:rPr>
+              <w:instrText xml:space="preserve"> PAGEREF _Toc196934323 \h </w:instrText>
+            </w:r>
+            <w:r>
+              <w:rPr>
+                <w:noProof/>
+                <w:webHidden/>
+              </w:rPr>
+            </w:r>
+            <w:r>
+              <w:rPr>
+                <w:noProof/>
+                <w:webHidden/>
+              </w:rPr>
+              <w:fldChar w:fldCharType="separate"/>
+            </w:r>
+            <w:r>
+              <w:rPr>
+                <w:noProof/>
+                <w:webHidden/>
+              </w:rPr>
+              <w:t>2</w:t>
+            </w:r>
+            <w:r>
+              <w:rPr>
+                <w:noProof/>
+                <w:webHidden/>
+              </w:rPr>
+              <w:fldChar w:fldCharType="end"/>
+            </w:r>
+          </w:hyperlink>
+        </w:p>
+        <w:p>
+          <w:pPr>
+            <w:pStyle w:val="TOC1"/>
+            <w:tabs>
+              <w:tab w:val="left" w:pos="480"/>
+              <w:tab w:val="right" w:leader="dot" w:pos="9350"/>
+            </w:tabs>
+            <w:rPr>
+              <w:rFonts w:asciiTheme="minorHAnsi" w:eastAsiaTheme="minorEastAsia" w:hAnsiTheme="minorHAnsi" w:cstheme="minorBidi"/>
+              <w:noProof/>
+              <w:kern w:val="2"/>
+              <w:lang w:val="en-US"/>
+              <w14:ligatures w14:val="standardContextual"/>
+            </w:rPr>
+          </w:pPr>
+          <w:hyperlink w:anchor="_Toc196934324" w:history="1">
+            <w:r>
+              <w:rPr>
+                <w:rStyle w:val="Hyperlink"/>
+                <w:noProof/>
+              </w:rPr>
+              <w:t>2.</w:t>
+            </w:r>
+            <w:r>
+              <w:rPr>
+                <w:rFonts w:asciiTheme="minorHAnsi" w:eastAsiaTheme="minorEastAsia" w:hAnsiTheme="minorHAnsi" w:cstheme="minorBidi"/>
+                <w:noProof/>
+                <w:kern w:val="2"/>
+                <w:lang w:val="en-US"/>
+                <w14:ligatures w14:val="standardContextual"/>
+              </w:rPr>
+              <w:tab/>
+            </w:r>
+            <w:r>
+              <w:rPr>
+                <w:rStyle w:val="Hyperlink"/>
+                <w:noProof/>
+              </w:rPr>
+              <w:t>Pre-Production</w:t>
+            </w:r>
+            <w:r>
+              <w:rPr>
+                <w:noProof/>
+                <w:webHidden/>
+              </w:rPr>
+              <w:tab/>
+            </w:r>
+            <w:r>
+              <w:rPr>
+                <w:noProof/>
+                <w:webHidden/>
+              </w:rPr>
+              <w:fldChar w:fldCharType="begin"/>
+            </w:r>
+            <w:r>
+              <w:rPr>
+                <w:noProof/>
+                <w:webHidden/>
+              </w:rPr>
+              <w:instrText xml:space="preserve"> PAGEREF _Toc196934324 \h </w:instrText>
+            </w:r>
+            <w:r>
+              <w:rPr>
+                <w:noProof/>
+                <w:webHidden/>
+              </w:rPr>
+            </w:r>
+            <w:r>
+              <w:rPr>
+                <w:noProof/>
+                <w:webHidden/>
+              </w:rPr>
+              <w:fldChar w:fldCharType="separate"/>
+            </w:r>
+            <w:r>
+              <w:rPr>
+                <w:noProof/>
+                <w:webHidden/>
+              </w:rPr>
+              <w:t>3</w:t>
+            </w:r>
+            <w:r>
+              <w:rPr>
+                <w:noProof/>
+                <w:webHidden/>
+              </w:rPr>
+              <w:fldChar w:fldCharType="end"/>
+            </w:r>
+          </w:hyperlink>
+        </w:p>
+        <w:p>
+          <w:pPr>
+            <w:pStyle w:val="TOC2"/>
+            <w:tabs>
+              <w:tab w:val="right" w:leader="dot" w:pos="9350"/>
+            </w:tabs>
+            <w:rPr>
+              <w:rFonts w:asciiTheme="minorHAnsi" w:eastAsiaTheme="minorEastAsia" w:hAnsiTheme="minorHAnsi" w:cstheme="minorBidi"/>
+              <w:noProof/>
+              <w:kern w:val="2"/>
+              <w:lang w:val="en-US"/>
+              <w14:ligatures w14:val="standardContextual"/>
+            </w:rPr>
+          </w:pPr>
+          <w:hyperlink w:anchor="_Toc196934325" w:history="1">
+            <w:r>
+              <w:rPr>
+                <w:rStyle w:val="Hyperlink"/>
+                <w:noProof/>
+              </w:rPr>
+              <w:t>Moodboard</w:t>
+            </w:r>
+            <w:r>
+              <w:rPr>
+                <w:noProof/>
+                <w:webHidden/>
+              </w:rPr>
+              <w:tab/>
+            </w:r>
+            <w:r>
+              <w:rPr>
+                <w:noProof/>
+                <w:webHidden/>
+              </w:rPr>
+              <w:fldChar w:fldCharType="begin"/>
+            </w:r>
+            <w:r>
+              <w:rPr>
+                <w:noProof/>
+                <w:webHidden/>
+              </w:rPr>
+              <w:instrText xml:space="preserve"> PAGEREF _Toc196934325 \h </w:instrText>
+            </w:r>
+            <w:r>
+              <w:rPr>
+                <w:noProof/>
+                <w:webHidden/>
+              </w:rPr>
+            </w:r>
+            <w:r>
+              <w:rPr>
+                <w:noProof/>
+                <w:webHidden/>
+              </w:rPr>
+              <w:fldChar w:fldCharType="separate"/>
+            </w:r>
+            <w:r>
+              <w:rPr>
+                <w:noProof/>
+                <w:webHidden/>
+              </w:rPr>
+              <w:t>3</w:t>
+            </w:r>
+            <w:r>
+              <w:rPr>
+                <w:noProof/>
+                <w:webHidden/>
+              </w:rPr>
+              <w:fldChar w:fldCharType="end"/>
+            </w:r>
+          </w:hyperlink>
+        </w:p>
+        <w:p>
+          <w:pPr>
+            <w:pStyle w:val="TOC1"/>
+            <w:tabs>
+              <w:tab w:val="left" w:pos="480"/>
+              <w:tab w:val="right" w:leader="dot" w:pos="9350"/>
+            </w:tabs>
+            <w:rPr>
+              <w:rFonts w:asciiTheme="minorHAnsi" w:eastAsiaTheme="minorEastAsia" w:hAnsiTheme="minorHAnsi" w:cstheme="minorBidi"/>
+              <w:noProof/>
+              <w:kern w:val="2"/>
+              <w:lang w:val="en-US"/>
+              <w14:ligatures w14:val="standardContextual"/>
+            </w:rPr>
+          </w:pPr>
+          <w:hyperlink w:anchor="_Toc196934326" w:history="1">
+            <w:r>
+              <w:rPr>
+                <w:rStyle w:val="Hyperlink"/>
+                <w:noProof/>
+              </w:rPr>
+              <w:t>3.</w:t>
+            </w:r>
+            <w:r>
+              <w:rPr>
+                <w:rFonts w:asciiTheme="minorHAnsi" w:eastAsiaTheme="minorEastAsia" w:hAnsiTheme="minorHAnsi" w:cstheme="minorBidi"/>
+                <w:noProof/>
+                <w:kern w:val="2"/>
+                <w:lang w:val="en-US"/>
+                <w14:ligatures w14:val="standardContextual"/>
+              </w:rPr>
+              <w:tab/>
+            </w:r>
+            <w:r>
+              <w:rPr>
+                <w:rStyle w:val="Hyperlink"/>
+                <w:noProof/>
+              </w:rPr>
+              <w:t>Research</w:t>
+            </w:r>
+            <w:r>
+              <w:rPr>
+                <w:noProof/>
+                <w:webHidden/>
+              </w:rPr>
+              <w:tab/>
+            </w:r>
+            <w:r>
+              <w:rPr>
+                <w:noProof/>
+                <w:webHidden/>
+              </w:rPr>
+              <w:fldChar w:fldCharType="begin"/>
+            </w:r>
+            <w:r>
+              <w:rPr>
+                <w:noProof/>
+                <w:webHidden/>
+              </w:rPr>
+              <w:instrText xml:space="preserve"> PAGEREF _Toc196934326 \h </w:instrText>
+            </w:r>
+            <w:r>
+              <w:rPr>
+                <w:noProof/>
+                <w:webHidden/>
+              </w:rPr>
+            </w:r>
+            <w:r>
+              <w:rPr>
+                <w:noProof/>
+                <w:webHidden/>
+              </w:rPr>
+              <w:fldChar w:fldCharType="separate"/>
+            </w:r>
+            <w:r>
+              <w:rPr>
+                <w:noProof/>
+                <w:webHidden/>
+              </w:rPr>
+              <w:t>4</w:t>
+            </w:r>
+            <w:r>
+              <w:rPr>
+                <w:noProof/>
+                <w:webHidden/>
+              </w:rPr>
+              <w:fldChar w:fldCharType="end"/>
+            </w:r>
+          </w:hyperlink>
+        </w:p>
+        <w:p>
+          <w:pPr>
+            <w:pStyle w:val="TOC1"/>
+            <w:tabs>
+              <w:tab w:val="left" w:pos="480"/>
+              <w:tab w:val="right" w:leader="dot" w:pos="9350"/>
+            </w:tabs>
+            <w:rPr>
+              <w:rFonts w:asciiTheme="minorHAnsi" w:eastAsiaTheme="minorEastAsia" w:hAnsiTheme="minorHAnsi" w:cstheme="minorBidi"/>
+              <w:noProof/>
+              <w:kern w:val="2"/>
+              <w:lang w:val="en-US"/>
+              <w14:ligatures w14:val="standardContextual"/>
+            </w:rPr>
+          </w:pPr>
+          <w:hyperlink w:anchor="_Toc196934327" w:history="1">
+            <w:r>
+              <w:rPr>
+                <w:rStyle w:val="Hyperlink"/>
+                <w:noProof/>
+              </w:rPr>
+              <w:t>4.</w:t>
+            </w:r>
+            <w:r>
+              <w:rPr>
+                <w:rFonts w:asciiTheme="minorHAnsi" w:eastAsiaTheme="minorEastAsia" w:hAnsiTheme="minorHAnsi" w:cstheme="minorBidi"/>
+                <w:noProof/>
+                <w:kern w:val="2"/>
+                <w:lang w:val="en-US"/>
+                <w14:ligatures w14:val="standardContextual"/>
+              </w:rPr>
+              <w:tab/>
+            </w:r>
+            <w:r>
+              <w:rPr>
+                <w:rStyle w:val="Hyperlink"/>
+                <w:noProof/>
+              </w:rPr>
+              <w:t>Optimization</w:t>
+            </w:r>
+            <w:r>
+              <w:rPr>
+                <w:noProof/>
+                <w:webHidden/>
+              </w:rPr>
+              <w:tab/>
+            </w:r>
+            <w:r>
+              <w:rPr>
+                <w:noProof/>
+                <w:webHidden/>
+              </w:rPr>
+              <w:fldChar w:fldCharType="begin"/>
+            </w:r>
+            <w:r>
+              <w:rPr>
+                <w:noProof/>
+                <w:webHidden/>
+              </w:rPr>
+              <w:instrText xml:space="preserve"> PAGEREF _Toc196934327 \h </w:instrText>
+            </w:r>
+            <w:r>
+              <w:rPr>
+                <w:noProof/>
+                <w:webHidden/>
+              </w:rPr>
+            </w:r>
+            <w:r>
+              <w:rPr>
+                <w:noProof/>
+                <w:webHidden/>
+              </w:rPr>
+              <w:fldChar w:fldCharType="separate"/>
+            </w:r>
+            <w:r>
+              <w:rPr>
+                <w:noProof/>
+                <w:webHidden/>
+              </w:rPr>
+              <w:t>5</w:t>
+            </w:r>
+            <w:r>
+              <w:rPr>
+                <w:noProof/>
+                <w:webHidden/>
+              </w:rPr>
+              <w:fldChar w:fldCharType="end"/>
+            </w:r>
+          </w:hyperlink>
+        </w:p>
+        <w:p>
+          <w:pPr>
+            <w:pStyle w:val="TOC1"/>
+            <w:tabs>
+              <w:tab w:val="right" w:leader="dot" w:pos="9350"/>
+            </w:tabs>
+            <w:rPr>
+              <w:rFonts w:asciiTheme="minorHAnsi" w:eastAsiaTheme="minorEastAsia" w:hAnsiTheme="minorHAnsi" w:cstheme="minorBidi"/>
+              <w:noProof/>
+              <w:kern w:val="2"/>
+              <w:lang w:val="en-US"/>
+              <w14:ligatures w14:val="standardContextual"/>
+            </w:rPr>
+          </w:pPr>
+          <w:hyperlink w:anchor="_Toc196934328" w:history="1">
+            <w:r>
+              <w:rPr>
+                <w:rStyle w:val="Hyperlink"/>
+                <w:noProof/>
+              </w:rPr>
+              <w:t>5. Modelling Process</w:t>
+            </w:r>
+            <w:r>
+              <w:rPr>
+                <w:noProof/>
+                <w:webHidden/>
+              </w:rPr>
+              <w:tab/>
+            </w:r>
+            <w:r>
+              <w:rPr>
+                <w:noProof/>
+                <w:webHidden/>
+              </w:rPr>
+              <w:fldChar w:fldCharType="begin"/>
+            </w:r>
+            <w:r>
+              <w:rPr>
+                <w:noProof/>
+                <w:webHidden/>
+              </w:rPr>
+              <w:instrText xml:space="preserve"> PAGEREF _Toc196934328 \h </w:instrText>
+            </w:r>
+            <w:r>
+              <w:rPr>
+                <w:noProof/>
+                <w:webHidden/>
+              </w:rPr>
+            </w:r>
+            <w:r>
+              <w:rPr>
+                <w:noProof/>
+                <w:webHidden/>
+              </w:rPr>
+              <w:fldChar w:fldCharType="separate"/>
+            </w:r>
+            <w:r>
+              <w:rPr>
+                <w:noProof/>
+                <w:webHidden/>
+              </w:rPr>
+              <w:t>6</w:t>
+            </w:r>
+            <w:r>
+              <w:rPr>
+                <w:noProof/>
+                <w:webHidden/>
+              </w:rPr>
+              <w:fldChar w:fldCharType="end"/>
+            </w:r>
+          </w:hyperlink>
+        </w:p>
+        <w:p>
+          <w:pPr>
+            <w:pStyle w:val="TOC2"/>
+            <w:tabs>
+              <w:tab w:val="left" w:pos="720"/>
+              <w:tab w:val="right" w:leader="dot" w:pos="9350"/>
+            </w:tabs>
+            <w:rPr>
+              <w:rFonts w:asciiTheme="minorHAnsi" w:eastAsiaTheme="minorEastAsia" w:hAnsiTheme="minorHAnsi" w:cstheme="minorBidi"/>
+              <w:noProof/>
+              <w:kern w:val="2"/>
+              <w:lang w:val="en-US"/>
+              <w14:ligatures w14:val="standardContextual"/>
+            </w:rPr>
+          </w:pPr>
+          <w:hyperlink w:anchor="_Toc196934329" w:history="1">
+            <w:r>
+              <w:rPr>
+                <w:rStyle w:val="Hyperlink"/>
+                <w:rFonts w:ascii="Symbol" w:hAnsi="Symbol"/>
+                <w:noProof/>
+              </w:rPr>
+              <w:t></w:t>
+            </w:r>
+            <w:r>
+              <w:rPr>
+                <w:rFonts w:asciiTheme="minorHAnsi" w:eastAsiaTheme="minorEastAsia" w:hAnsiTheme="minorHAnsi" w:cstheme="minorBidi"/>
+                <w:noProof/>
+                <w:kern w:val="2"/>
+                <w:lang w:val="en-US"/>
+                <w14:ligatures w14:val="standardContextual"/>
+              </w:rPr>
+              <w:tab/>
+            </w:r>
+            <w:r>
+              <w:rPr>
+                <w:rStyle w:val="Hyperlink"/>
+                <w:noProof/>
+              </w:rPr>
+              <w:t>Chair</w:t>
+            </w:r>
+            <w:r>
+              <w:rPr>
+                <w:noProof/>
+                <w:webHidden/>
+              </w:rPr>
+              <w:tab/>
+            </w:r>
+            <w:r>
+              <w:rPr>
+                <w:noProof/>
+                <w:webHidden/>
+              </w:rPr>
+              <w:fldChar w:fldCharType="begin"/>
+            </w:r>
+            <w:r>
+              <w:rPr>
+                <w:noProof/>
+                <w:webHidden/>
+              </w:rPr>
+              <w:instrText xml:space="preserve"> PAGEREF _Toc196934329 \h </w:instrText>
+            </w:r>
+            <w:r>
+              <w:rPr>
+                <w:noProof/>
+                <w:webHidden/>
+              </w:rPr>
+            </w:r>
+            <w:r>
+              <w:rPr>
+                <w:noProof/>
+                <w:webHidden/>
+              </w:rPr>
+              <w:fldChar w:fldCharType="separate"/>
+            </w:r>
+            <w:r>
+              <w:rPr>
+                <w:noProof/>
+                <w:webHidden/>
+              </w:rPr>
+              <w:t>6</w:t>
+            </w:r>
+            <w:r>
+              <w:rPr>
+                <w:noProof/>
+                <w:webHidden/>
+              </w:rPr>
+              <w:fldChar w:fldCharType="end"/>
+            </w:r>
+          </w:hyperlink>
+        </w:p>
+        <w:p>
+          <w:pPr>
+            <w:pStyle w:val="TOC2"/>
+            <w:tabs>
+              <w:tab w:val="left" w:pos="720"/>
+              <w:tab w:val="right" w:leader="dot" w:pos="9350"/>
+            </w:tabs>
+            <w:rPr>
+              <w:rFonts w:asciiTheme="minorHAnsi" w:eastAsiaTheme="minorEastAsia" w:hAnsiTheme="minorHAnsi" w:cstheme="minorBidi"/>
+              <w:noProof/>
+              <w:kern w:val="2"/>
+              <w:lang w:val="en-US"/>
+              <w14:ligatures w14:val="standardContextual"/>
+            </w:rPr>
+          </w:pPr>
+          <w:hyperlink w:anchor="_Toc196934330" w:history="1">
+            <w:r>
+              <w:rPr>
+                <w:rStyle w:val="Hyperlink"/>
+                <w:rFonts w:ascii="Symbol" w:hAnsi="Symbol"/>
+                <w:noProof/>
+              </w:rPr>
+              <w:t></w:t>
+            </w:r>
+            <w:r>
+              <w:rPr>
+                <w:rFonts w:asciiTheme="minorHAnsi" w:eastAsiaTheme="minorEastAsia" w:hAnsiTheme="minorHAnsi" w:cstheme="minorBidi"/>
+                <w:noProof/>
+                <w:kern w:val="2"/>
+                <w:lang w:val="en-US"/>
+                <w14:ligatures w14:val="standardContextual"/>
+              </w:rPr>
+              <w:tab/>
+            </w:r>
+            <w:r>
+              <w:rPr>
+                <w:rStyle w:val="Hyperlink"/>
+                <w:noProof/>
+              </w:rPr>
+              <w:t>Sofa</w:t>
+            </w:r>
+            <w:r>
+              <w:rPr>
+                <w:noProof/>
+                <w:webHidden/>
+              </w:rPr>
+              <w:tab/>
+            </w:r>
+            <w:r>
+              <w:rPr>
+                <w:noProof/>
+                <w:webHidden/>
+              </w:rPr>
+              <w:fldChar w:fldCharType="begin"/>
+            </w:r>
+            <w:r>
+              <w:rPr>
+                <w:noProof/>
+                <w:webHidden/>
+              </w:rPr>
+              <w:instrText xml:space="preserve"> PAGEREF _Toc196934330 \h </w:instrText>
+            </w:r>
+            <w:r>
+              <w:rPr>
+                <w:noProof/>
+                <w:webHidden/>
+              </w:rPr>
+            </w:r>
+            <w:r>
+              <w:rPr>
+                <w:noProof/>
+                <w:webHidden/>
+              </w:rPr>
+              <w:fldChar w:fldCharType="separate"/>
+            </w:r>
+            <w:r>
+              <w:rPr>
+                <w:noProof/>
+                <w:webHidden/>
+              </w:rPr>
+              <w:t>11</w:t>
+            </w:r>
+            <w:r>
+              <w:rPr>
+                <w:noProof/>
+                <w:webHidden/>
+              </w:rPr>
+              <w:fldChar w:fldCharType="end"/>
+            </w:r>
+          </w:hyperlink>
+        </w:p>
+        <w:p>
+          <w:pPr>
+            <w:pStyle w:val="TOC2"/>
+            <w:tabs>
+              <w:tab w:val="left" w:pos="720"/>
+              <w:tab w:val="right" w:leader="dot" w:pos="9350"/>
+            </w:tabs>
+            <w:rPr>
+              <w:rFonts w:asciiTheme="minorHAnsi" w:eastAsiaTheme="minorEastAsia" w:hAnsiTheme="minorHAnsi" w:cstheme="minorBidi"/>
+              <w:noProof/>
+              <w:kern w:val="2"/>
+              <w:lang w:val="en-US"/>
+              <w14:ligatures w14:val="standardContextual"/>
+            </w:rPr>
+          </w:pPr>
+          <w:hyperlink w:anchor="_Toc196934331" w:history="1">
+            <w:r>
+              <w:rPr>
+                <w:rStyle w:val="Hyperlink"/>
+                <w:rFonts w:ascii="Symbol" w:hAnsi="Symbol"/>
+                <w:noProof/>
+              </w:rPr>
+              <w:t></w:t>
+            </w:r>
+            <w:r>
+              <w:rPr>
+                <w:rFonts w:asciiTheme="minorHAnsi" w:eastAsiaTheme="minorEastAsia" w:hAnsiTheme="minorHAnsi" w:cstheme="minorBidi"/>
+                <w:noProof/>
+                <w:kern w:val="2"/>
+                <w:lang w:val="en-US"/>
+                <w14:ligatures w14:val="standardContextual"/>
+              </w:rPr>
+              <w:tab/>
+            </w:r>
+            <w:r>
+              <w:rPr>
+                <w:rStyle w:val="Hyperlink"/>
+                <w:noProof/>
+              </w:rPr>
+              <w:t>Coffee Table</w:t>
+            </w:r>
+            <w:r>
+              <w:rPr>
+                <w:noProof/>
+                <w:webHidden/>
+              </w:rPr>
+              <w:tab/>
+            </w:r>
+            <w:r>
+              <w:rPr>
+                <w:noProof/>
+                <w:webHidden/>
+              </w:rPr>
+              <w:fldChar w:fldCharType="begin"/>
+            </w:r>
+            <w:r>
+              <w:rPr>
+                <w:noProof/>
+                <w:webHidden/>
+              </w:rPr>
+              <w:instrText xml:space="preserve"> PAGEREF _Toc196934331 \h </w:instrText>
+            </w:r>
+            <w:r>
+              <w:rPr>
+                <w:noProof/>
+                <w:webHidden/>
+              </w:rPr>
+            </w:r>
+            <w:r>
+              <w:rPr>
+                <w:noProof/>
+                <w:webHidden/>
+              </w:rPr>
+              <w:fldChar w:fldCharType="separate"/>
+            </w:r>
+            <w:r>
+              <w:rPr>
+                <w:noProof/>
+                <w:webHidden/>
+              </w:rPr>
+              <w:t>16</w:t>
+            </w:r>
+            <w:r>
+              <w:rPr>
+                <w:noProof/>
+                <w:webHidden/>
+              </w:rPr>
+              <w:fldChar w:fldCharType="end"/>
+            </w:r>
+          </w:hyperlink>
+        </w:p>
+        <w:p>
+          <w:pPr>
+            <w:pStyle w:val="TOC2"/>
+            <w:tabs>
+              <w:tab w:val="left" w:pos="720"/>
+              <w:tab w:val="right" w:leader="dot" w:pos="9350"/>
+            </w:tabs>
+            <w:rPr>
+              <w:rFonts w:asciiTheme="minorHAnsi" w:eastAsiaTheme="minorEastAsia" w:hAnsiTheme="minorHAnsi" w:cstheme="minorBidi"/>
+              <w:noProof/>
+              <w:kern w:val="2"/>
+              <w:lang w:val="en-US"/>
+              <w14:ligatures w14:val="standardContextual"/>
+            </w:rPr>
+          </w:pPr>
+          <w:hyperlink w:anchor="_Toc196934332" w:history="1">
+            <w:r>
+              <w:rPr>
+                <w:rStyle w:val="Hyperlink"/>
+                <w:rFonts w:ascii="Symbol" w:hAnsi="Symbol"/>
+                <w:noProof/>
+              </w:rPr>
+              <w:t></w:t>
+            </w:r>
+            <w:r>
+              <w:rPr>
+                <w:rFonts w:asciiTheme="minorHAnsi" w:eastAsiaTheme="minorEastAsia" w:hAnsiTheme="minorHAnsi" w:cstheme="minorBidi"/>
+                <w:noProof/>
+                <w:kern w:val="2"/>
+                <w:lang w:val="en-US"/>
+                <w14:ligatures w14:val="standardContextual"/>
+              </w:rPr>
+              <w:tab/>
+            </w:r>
+            <w:r>
+              <w:rPr>
+                <w:rStyle w:val="Hyperlink"/>
+                <w:noProof/>
+              </w:rPr>
+              <w:t>Mini fridge</w:t>
+            </w:r>
+            <w:r>
+              <w:rPr>
+                <w:noProof/>
+                <w:webHidden/>
+              </w:rPr>
+              <w:tab/>
+            </w:r>
+            <w:r>
+              <w:rPr>
+                <w:noProof/>
+                <w:webHidden/>
+              </w:rPr>
+              <w:fldChar w:fldCharType="begin"/>
+            </w:r>
+            <w:r>
+              <w:rPr>
+                <w:noProof/>
+                <w:webHidden/>
+              </w:rPr>
+              <w:instrText xml:space="preserve"> PAGEREF _Toc196934332 \h </w:instrText>
+            </w:r>
+            <w:r>
+              <w:rPr>
+                <w:noProof/>
+                <w:webHidden/>
+              </w:rPr>
+            </w:r>
+            <w:r>
+              <w:rPr>
+                <w:noProof/>
+                <w:webHidden/>
+              </w:rPr>
+              <w:fldChar w:fldCharType="separate"/>
+            </w:r>
+            <w:r>
+              <w:rPr>
+                <w:noProof/>
+                <w:webHidden/>
+              </w:rPr>
+              <w:t>20</w:t>
+            </w:r>
+            <w:r>
+              <w:rPr>
+                <w:noProof/>
+                <w:webHidden/>
+              </w:rPr>
+              <w:fldChar w:fldCharType="end"/>
+            </w:r>
+          </w:hyperlink>
+        </w:p>
+        <w:p>
+          <w:pPr>
+            <w:pStyle w:val="TOC2"/>
+            <w:tabs>
+              <w:tab w:val="left" w:pos="720"/>
+              <w:tab w:val="right" w:leader="dot" w:pos="9350"/>
+            </w:tabs>
+            <w:rPr>
+              <w:rFonts w:asciiTheme="minorHAnsi" w:eastAsiaTheme="minorEastAsia" w:hAnsiTheme="minorHAnsi" w:cstheme="minorBidi"/>
+              <w:noProof/>
+              <w:kern w:val="2"/>
+              <w:lang w:val="en-US"/>
+              <w14:ligatures w14:val="standardContextual"/>
+            </w:rPr>
+          </w:pPr>
+          <w:hyperlink w:anchor="_Toc196934333" w:history="1">
+            <w:r>
+              <w:rPr>
+                <w:rStyle w:val="Hyperlink"/>
+                <w:rFonts w:ascii="Symbol" w:hAnsi="Symbol"/>
+                <w:noProof/>
+              </w:rPr>
+              <w:t></w:t>
+            </w:r>
+            <w:r>
+              <w:rPr>
+                <w:rFonts w:asciiTheme="minorHAnsi" w:eastAsiaTheme="minorEastAsia" w:hAnsiTheme="minorHAnsi" w:cstheme="minorBidi"/>
+                <w:noProof/>
+                <w:kern w:val="2"/>
+                <w:lang w:val="en-US"/>
+                <w14:ligatures w14:val="standardContextual"/>
+              </w:rPr>
+              <w:tab/>
+            </w:r>
+            <w:r>
+              <w:rPr>
+                <w:rStyle w:val="Hyperlink"/>
+                <w:noProof/>
+              </w:rPr>
+              <w:t>Wardrobe</w:t>
+            </w:r>
+            <w:r>
+              <w:rPr>
+                <w:noProof/>
+                <w:webHidden/>
+              </w:rPr>
+              <w:tab/>
+            </w:r>
+            <w:r>
+              <w:rPr>
+                <w:noProof/>
+                <w:webHidden/>
+              </w:rPr>
+              <w:fldChar w:fldCharType="begin"/>
+            </w:r>
+            <w:r>
+              <w:rPr>
+                <w:noProof/>
+                <w:webHidden/>
+              </w:rPr>
+              <w:instrText xml:space="preserve"> PAGEREF _Toc196934333 \h </w:instrText>
+            </w:r>
+            <w:r>
+              <w:rPr>
+                <w:noProof/>
+                <w:webHidden/>
+              </w:rPr>
+            </w:r>
+            <w:r>
+              <w:rPr>
+                <w:noProof/>
+                <w:webHidden/>
+              </w:rPr>
+              <w:fldChar w:fldCharType="separate"/>
+            </w:r>
+            <w:r>
+              <w:rPr>
+                <w:noProof/>
+                <w:webHidden/>
+              </w:rPr>
+              <w:t>24</w:t>
+            </w:r>
+            <w:r>
+              <w:rPr>
+                <w:noProof/>
+                <w:webHidden/>
+              </w:rPr>
+              <w:fldChar w:fldCharType="end"/>
+            </w:r>
+          </w:hyperlink>
+        </w:p>
+        <w:p>
+          <w:pPr>
+            <w:pStyle w:val="TOC2"/>
+            <w:tabs>
+              <w:tab w:val="left" w:pos="720"/>
+              <w:tab w:val="right" w:leader="dot" w:pos="9350"/>
+            </w:tabs>
+            <w:rPr>
+              <w:rFonts w:asciiTheme="minorHAnsi" w:eastAsiaTheme="minorEastAsia" w:hAnsiTheme="minorHAnsi" w:cstheme="minorBidi"/>
+              <w:noProof/>
+              <w:kern w:val="2"/>
+              <w:lang w:val="en-US"/>
+              <w14:ligatures w14:val="standardContextual"/>
+            </w:rPr>
+          </w:pPr>
+          <w:hyperlink w:anchor="_Toc196934334" w:history="1">
+            <w:r>
+              <w:rPr>
+                <w:rStyle w:val="Hyperlink"/>
+                <w:rFonts w:ascii="Symbol" w:hAnsi="Symbol"/>
+                <w:noProof/>
+              </w:rPr>
+              <w:t></w:t>
+            </w:r>
+            <w:r>
+              <w:rPr>
+                <w:rFonts w:asciiTheme="minorHAnsi" w:eastAsiaTheme="minorEastAsia" w:hAnsiTheme="minorHAnsi" w:cstheme="minorBidi"/>
+                <w:noProof/>
+                <w:kern w:val="2"/>
+                <w:lang w:val="en-US"/>
+                <w14:ligatures w14:val="standardContextual"/>
+              </w:rPr>
+              <w:tab/>
+            </w:r>
+            <w:r>
+              <w:rPr>
+                <w:rStyle w:val="Hyperlink"/>
+                <w:noProof/>
+              </w:rPr>
+              <w:t>Bar Chair</w:t>
+            </w:r>
+            <w:r>
+              <w:rPr>
+                <w:noProof/>
+                <w:webHidden/>
+              </w:rPr>
+              <w:tab/>
+            </w:r>
+            <w:r>
+              <w:rPr>
+                <w:noProof/>
+                <w:webHidden/>
+              </w:rPr>
+              <w:fldChar w:fldCharType="begin"/>
+            </w:r>
+            <w:r>
+              <w:rPr>
+                <w:noProof/>
+                <w:webHidden/>
+              </w:rPr>
+              <w:instrText xml:space="preserve"> PAGEREF _Toc196934334 \h </w:instrText>
+            </w:r>
+            <w:r>
+              <w:rPr>
+                <w:noProof/>
+                <w:webHidden/>
+              </w:rPr>
+            </w:r>
+            <w:r>
+              <w:rPr>
+                <w:noProof/>
+                <w:webHidden/>
+              </w:rPr>
+              <w:fldChar w:fldCharType="separate"/>
+            </w:r>
+            <w:r>
+              <w:rPr>
+                <w:noProof/>
+                <w:webHidden/>
+              </w:rPr>
+              <w:t>28</w:t>
+            </w:r>
+            <w:r>
+              <w:rPr>
+                <w:noProof/>
+                <w:webHidden/>
+              </w:rPr>
+              <w:fldChar w:fldCharType="end"/>
+            </w:r>
+          </w:hyperlink>
+        </w:p>
+        <w:p>
+          <w:pPr>
+            <w:pStyle w:val="TOC2"/>
+            <w:tabs>
+              <w:tab w:val="left" w:pos="720"/>
+              <w:tab w:val="right" w:leader="dot" w:pos="9350"/>
+            </w:tabs>
+            <w:rPr>
+              <w:rFonts w:asciiTheme="minorHAnsi" w:eastAsiaTheme="minorEastAsia" w:hAnsiTheme="minorHAnsi" w:cstheme="minorBidi"/>
+              <w:noProof/>
+              <w:kern w:val="2"/>
+              <w:lang w:val="en-US"/>
+              <w14:ligatures w14:val="standardContextual"/>
+            </w:rPr>
+          </w:pPr>
+          <w:hyperlink w:anchor="_Toc196934335" w:history="1">
+            <w:r>
+              <w:rPr>
+                <w:rStyle w:val="Hyperlink"/>
+                <w:rFonts w:ascii="Symbol" w:hAnsi="Symbol"/>
+                <w:noProof/>
+              </w:rPr>
+              <w:t></w:t>
+            </w:r>
+            <w:r>
+              <w:rPr>
+                <w:rFonts w:asciiTheme="minorHAnsi" w:eastAsiaTheme="minorEastAsia" w:hAnsiTheme="minorHAnsi" w:cstheme="minorBidi"/>
+                <w:noProof/>
+                <w:kern w:val="2"/>
+                <w:lang w:val="en-US"/>
+                <w14:ligatures w14:val="standardContextual"/>
+              </w:rPr>
+              <w:tab/>
+            </w:r>
+            <w:r>
+              <w:rPr>
+                <w:rStyle w:val="Hyperlink"/>
+                <w:noProof/>
+              </w:rPr>
+              <w:t>Table</w:t>
+            </w:r>
+            <w:r>
+              <w:rPr>
+                <w:noProof/>
+                <w:webHidden/>
+              </w:rPr>
+              <w:tab/>
+            </w:r>
+            <w:r>
+              <w:rPr>
+                <w:noProof/>
+                <w:webHidden/>
+              </w:rPr>
+              <w:fldChar w:fldCharType="begin"/>
+            </w:r>
+            <w:r>
+              <w:rPr>
+                <w:noProof/>
+                <w:webHidden/>
+              </w:rPr>
+              <w:instrText xml:space="preserve"> PAGEREF _Toc196934335 \h </w:instrText>
+            </w:r>
+            <w:r>
+              <w:rPr>
+                <w:noProof/>
+                <w:webHidden/>
+              </w:rPr>
+            </w:r>
+            <w:r>
+              <w:rPr>
+                <w:noProof/>
+                <w:webHidden/>
+              </w:rPr>
+              <w:fldChar w:fldCharType="separate"/>
+            </w:r>
+            <w:r>
+              <w:rPr>
+                <w:noProof/>
+                <w:webHidden/>
+              </w:rPr>
+              <w:t>33</w:t>
+            </w:r>
+            <w:r>
+              <w:rPr>
+                <w:noProof/>
+                <w:webHidden/>
+              </w:rPr>
+              <w:fldChar w:fldCharType="end"/>
+            </w:r>
+          </w:hyperlink>
+        </w:p>
+        <w:p>
+          <w:pPr>
+            <w:pStyle w:val="TOC2"/>
+            <w:tabs>
+              <w:tab w:val="left" w:pos="720"/>
+              <w:tab w:val="right" w:leader="dot" w:pos="9350"/>
+            </w:tabs>
+            <w:rPr>
+              <w:rFonts w:asciiTheme="minorHAnsi" w:eastAsiaTheme="minorEastAsia" w:hAnsiTheme="minorHAnsi" w:cstheme="minorBidi"/>
+              <w:noProof/>
+              <w:kern w:val="2"/>
+              <w:lang w:val="en-US"/>
+              <w14:ligatures w14:val="standardContextual"/>
+            </w:rPr>
+          </w:pPr>
+          <w:hyperlink w:anchor="_Toc196934336" w:history="1">
+            <w:r>
+              <w:rPr>
+                <w:rStyle w:val="Hyperlink"/>
+                <w:rFonts w:ascii="Symbol" w:hAnsi="Symbol"/>
+                <w:noProof/>
+              </w:rPr>
+              <w:t></w:t>
+            </w:r>
+            <w:r>
+              <w:rPr>
+                <w:rFonts w:asciiTheme="minorHAnsi" w:eastAsiaTheme="minorEastAsia" w:hAnsiTheme="minorHAnsi" w:cstheme="minorBidi"/>
+                <w:noProof/>
+                <w:kern w:val="2"/>
+                <w:lang w:val="en-US"/>
+                <w14:ligatures w14:val="standardContextual"/>
+              </w:rPr>
+              <w:tab/>
+            </w:r>
+            <w:r>
+              <w:rPr>
+                <w:rStyle w:val="Hyperlink"/>
+                <w:noProof/>
+              </w:rPr>
+              <w:t>Barrel</w:t>
+            </w:r>
+            <w:r>
+              <w:rPr>
+                <w:noProof/>
+                <w:webHidden/>
+              </w:rPr>
+              <w:tab/>
+            </w:r>
+            <w:r>
+              <w:rPr>
+                <w:noProof/>
+                <w:webHidden/>
+              </w:rPr>
+              <w:fldChar w:fldCharType="begin"/>
+            </w:r>
+            <w:r>
+              <w:rPr>
+                <w:noProof/>
+                <w:webHidden/>
+              </w:rPr>
+              <w:instrText xml:space="preserve"> PAGEREF _Toc196934336 \h </w:instrText>
+            </w:r>
+            <w:r>
+              <w:rPr>
+                <w:noProof/>
+                <w:webHidden/>
+              </w:rPr>
+            </w:r>
+            <w:r>
+              <w:rPr>
+                <w:noProof/>
+                <w:webHidden/>
+              </w:rPr>
+              <w:fldChar w:fldCharType="separate"/>
+            </w:r>
+            <w:r>
+              <w:rPr>
+                <w:noProof/>
+                <w:webHidden/>
+              </w:rPr>
+              <w:t>37</w:t>
+            </w:r>
+            <w:r>
+              <w:rPr>
+                <w:noProof/>
+                <w:webHidden/>
+              </w:rPr>
+              <w:fldChar w:fldCharType="end"/>
+            </w:r>
+          </w:hyperlink>
+        </w:p>
+        <w:p>
+          <w:pPr>
+            <w:pStyle w:val="TOC2"/>
+            <w:tabs>
+              <w:tab w:val="left" w:pos="720"/>
+              <w:tab w:val="right" w:leader="dot" w:pos="9350"/>
+            </w:tabs>
+            <w:rPr>
+              <w:rFonts w:asciiTheme="minorHAnsi" w:eastAsiaTheme="minorEastAsia" w:hAnsiTheme="minorHAnsi" w:cstheme="minorBidi"/>
+              <w:noProof/>
+              <w:kern w:val="2"/>
+              <w:lang w:val="en-US"/>
+              <w14:ligatures w14:val="standardContextual"/>
+            </w:rPr>
+          </w:pPr>
+          <w:hyperlink w:anchor="_Toc196934337" w:history="1">
+            <w:r>
+              <w:rPr>
+                <w:rStyle w:val="Hyperlink"/>
+                <w:rFonts w:ascii="Symbol" w:hAnsi="Symbol"/>
+                <w:noProof/>
+              </w:rPr>
+              <w:t></w:t>
+            </w:r>
+            <w:r>
+              <w:rPr>
+                <w:rFonts w:asciiTheme="minorHAnsi" w:eastAsiaTheme="minorEastAsia" w:hAnsiTheme="minorHAnsi" w:cstheme="minorBidi"/>
+                <w:noProof/>
+                <w:kern w:val="2"/>
+                <w:lang w:val="en-US"/>
+                <w14:ligatures w14:val="standardContextual"/>
+              </w:rPr>
+              <w:tab/>
+            </w:r>
+            <w:r>
+              <w:rPr>
+                <w:rStyle w:val="Hyperlink"/>
+                <w:noProof/>
+              </w:rPr>
+              <w:t>Book</w:t>
+            </w:r>
+            <w:r>
+              <w:rPr>
+                <w:noProof/>
+                <w:webHidden/>
+              </w:rPr>
+              <w:tab/>
+            </w:r>
+            <w:r>
+              <w:rPr>
+                <w:noProof/>
+                <w:webHidden/>
+              </w:rPr>
+              <w:fldChar w:fldCharType="begin"/>
+            </w:r>
+            <w:r>
+              <w:rPr>
+                <w:noProof/>
+                <w:webHidden/>
+              </w:rPr>
+              <w:instrText xml:space="preserve"> PAGEREF _Toc196934337 \h </w:instrText>
+            </w:r>
+            <w:r>
+              <w:rPr>
+                <w:noProof/>
+                <w:webHidden/>
+              </w:rPr>
+            </w:r>
+            <w:r>
+              <w:rPr>
+                <w:noProof/>
+                <w:webHidden/>
+              </w:rPr>
+              <w:fldChar w:fldCharType="separate"/>
+            </w:r>
+            <w:r>
+              <w:rPr>
+                <w:noProof/>
+                <w:webHidden/>
+              </w:rPr>
+              <w:t>43</w:t>
+            </w:r>
+            <w:r>
+              <w:rPr>
+                <w:noProof/>
+                <w:webHidden/>
+              </w:rPr>
+              <w:fldChar w:fldCharType="end"/>
+            </w:r>
+          </w:hyperlink>
+        </w:p>
+        <w:p>
+          <w:r>
+            <w:rPr>
+              <w:b/>
+              <w:bCs/>
+              <w:noProof/>
+            </w:rPr>
+            <w:fldChar w:fldCharType="end"/>
+          </w:r>
+        </w:p>
+      </w:sdtContent>
+    </w:sdt>
+    <w:p>
+      <w:pPr>
+        <w:spacing w:line="278" w:lineRule="auto"/>
+        <w:rPr>
+          <w:rFonts w:eastAsiaTheme="majorEastAsia"/>
+          <w:b/>
+          <w:kern w:val="2"/>
+          <w:sz w:val="28"/>
+          <w:szCs w:val="40"/>
+          <w:lang w:val="en-US"/>
+          <w14:ligatures w14:val="standardContextual"/>
+        </w:rPr>
+      </w:pPr>
+      <w:r>
+        <w:br w:type="page"/>
+      </w:r>
+    </w:p>
     <w:p>
       <w:pPr>
         <w:pStyle w:val="Heading1"/>
@@ -13,12 +1403,15 @@
           <w:rFonts w:cs="Arial"/>
         </w:rPr>
       </w:pPr>
+      <w:bookmarkStart w:id="0" w:name="_Toc196934323"/>
       <w:r>
         <w:rPr>
           <w:rFonts w:cs="Arial"/>
         </w:rPr>
+        <w:lastRenderedPageBreak/>
         <w:t>Introduction</w:t>
       </w:r>
+      <w:bookmarkEnd w:id="0"/>
     </w:p>
     <w:p>
       <w:pPr>
@@ -66,6 +1459,7 @@
           <w:szCs w:val="28"/>
         </w:rPr>
       </w:pPr>
+      <w:bookmarkStart w:id="1" w:name="_Toc196934324"/>
       <w:r>
         <w:rPr>
           <w:szCs w:val="28"/>
@@ -85,14 +1479,19 @@
         </w:rPr>
         <w:t>tion</w:t>
       </w:r>
+      <w:bookmarkEnd w:id="1"/>
     </w:p>
     <w:p>
       <w:pPr>
         <w:pStyle w:val="Heading2"/>
       </w:pPr>
+      <w:bookmarkStart w:id="2" w:name="_Toc196934325"/>
+      <w:proofErr w:type="spellStart"/>
       <w:r>
         <w:t>Moodboard</w:t>
       </w:r>
+      <w:bookmarkEnd w:id="2"/>
+      <w:proofErr w:type="spellEnd"/>
     </w:p>
     <w:p>
       <w:pPr>
@@ -205,10 +1604,12 @@
         </w:numPr>
         <w:spacing w:line="360" w:lineRule="auto"/>
       </w:pPr>
+      <w:bookmarkStart w:id="3" w:name="_Toc196934326"/>
       <w:r>
         <w:lastRenderedPageBreak/>
         <w:t>Research</w:t>
       </w:r>
+      <w:bookmarkEnd w:id="3"/>
     </w:p>
     <w:p>
       <w:pPr>
@@ -257,10 +1658,12 @@
         </w:numPr>
         <w:spacing w:line="360" w:lineRule="auto"/>
       </w:pPr>
+      <w:bookmarkStart w:id="4" w:name="_Toc196934327"/>
       <w:r>
         <w:lastRenderedPageBreak/>
         <w:t>Optimization</w:t>
       </w:r>
+      <w:bookmarkEnd w:id="4"/>
     </w:p>
     <w:p>
       <w:pPr>
@@ -295,10 +1698,18 @@
         <w:pStyle w:val="Heading1"/>
         <w:spacing w:line="360" w:lineRule="auto"/>
       </w:pPr>
+      <w:bookmarkStart w:id="5" w:name="_Toc196934328"/>
       <w:r>
         <w:lastRenderedPageBreak/>
+        <w:t>5.</w:t>
+      </w:r>
+      <w:r>
+        <w:t xml:space="preserve"> </w:t>
+      </w:r>
+      <w:r>
         <w:t>Modelling Process</w:t>
       </w:r>
+      <w:bookmarkEnd w:id="5"/>
     </w:p>
     <w:p>
       <w:pPr>
@@ -308,13 +1719,16 @@
           <w:numId w:val="2"/>
         </w:numPr>
       </w:pPr>
+      <w:bookmarkStart w:id="6" w:name="_Toc196934329"/>
       <w:r>
         <w:t>Chair</w:t>
       </w:r>
+      <w:bookmarkEnd w:id="6"/>
     </w:p>
     <w:p>
       <w:pPr>
         <w:spacing w:line="278" w:lineRule="auto"/>
+        <w:jc w:val="center"/>
         <w:rPr>
           <w:rFonts w:eastAsiaTheme="majorEastAsia" w:cstheme="majorBidi"/>
           <w:b/>
@@ -326,6 +1740,7 @@
       </w:pPr>
       <w:r>
         <w:rPr>
+          <w:noProof/>
           <w:lang w:val="en-US"/>
         </w:rPr>
         <w:drawing>
@@ -370,15 +1785,6 @@
     </w:p>
     <w:p>
       <w:pPr>
-        <w:pStyle w:val="Heading2"/>
-        <w:numPr>
-          <w:ilvl w:val="0"/>
-          <w:numId w:val="2"/>
-        </w:numPr>
-      </w:pPr>
-    </w:p>
-    <w:p>
-      <w:pPr>
         <w:rPr>
           <w:lang w:val="en-US"/>
         </w:rPr>
@@ -393,6 +1799,7 @@
       </w:pPr>
       <w:r>
         <w:rPr>
+          <w:noProof/>
           <w:lang w:val="en-US"/>
         </w:rPr>
         <w:drawing>
@@ -453,6 +1860,7 @@
       </w:pPr>
       <w:r>
         <w:rPr>
+          <w:noProof/>
           <w:lang w:val="en-US"/>
         </w:rPr>
         <w:drawing>
@@ -520,6 +1928,9 @@
         </w:rPr>
       </w:pPr>
       <w:r>
+        <w:rPr>
+          <w:noProof/>
+        </w:rPr>
         <w:lastRenderedPageBreak/>
         <w:drawing>
           <wp:inline distT="0" distB="0" distL="0" distR="0" wp14:anchorId="658C4951" wp14:editId="2107ADB4">
@@ -589,6 +2000,7 @@
       </w:pPr>
       <w:r>
         <w:rPr>
+          <w:noProof/>
           <w:lang w:val="en-US"/>
         </w:rPr>
         <w:drawing>
@@ -650,26 +2062,30 @@
           <w:numId w:val="2"/>
         </w:numPr>
       </w:pPr>
+      <w:bookmarkStart w:id="7" w:name="_Toc196934330"/>
       <w:r>
         <w:lastRenderedPageBreak/>
         <w:t>Sofa</w:t>
       </w:r>
-    </w:p>
-    <w:p>
-      <w:pPr>
-        <w:rPr>
-          <w:lang w:val="en-US"/>
-        </w:rPr>
-      </w:pPr>
-    </w:p>
-    <w:p>
-      <w:pPr>
-        <w:rPr>
-          <w:lang w:val="en-US"/>
-        </w:rPr>
-      </w:pPr>
-      <w:r>
-        <w:rPr>
+      <w:bookmarkEnd w:id="7"/>
+    </w:p>
+    <w:p>
+      <w:pPr>
+        <w:rPr>
+          <w:lang w:val="en-US"/>
+        </w:rPr>
+      </w:pPr>
+    </w:p>
+    <w:p>
+      <w:pPr>
+        <w:jc w:val="center"/>
+        <w:rPr>
+          <w:lang w:val="en-US"/>
+        </w:rPr>
+      </w:pPr>
+      <w:r>
+        <w:rPr>
+          <w:noProof/>
           <w:lang w:val="en-US"/>
         </w:rPr>
         <w:drawing>
@@ -732,6 +2148,7 @@
       </w:pPr>
       <w:r>
         <w:rPr>
+          <w:noProof/>
           <w:lang w:val="en-US"/>
         </w:rPr>
         <w:lastRenderedPageBreak/>
@@ -802,6 +2219,7 @@
       </w:pPr>
       <w:r>
         <w:rPr>
+          <w:noProof/>
           <w:lang w:val="en-US"/>
         </w:rPr>
         <w:lastRenderedPageBreak/>
@@ -871,6 +2289,7 @@
       </w:pPr>
       <w:r>
         <w:rPr>
+          <w:noProof/>
           <w:lang w:val="en-US"/>
         </w:rPr>
         <w:lastRenderedPageBreak/>
@@ -940,6 +2359,7 @@
       </w:pPr>
       <w:r>
         <w:rPr>
+          <w:noProof/>
           <w:lang w:val="en-US"/>
         </w:rPr>
         <w:lastRenderedPageBreak/>
@@ -996,26 +2416,29 @@
           <w:numId w:val="2"/>
         </w:numPr>
       </w:pPr>
+      <w:bookmarkStart w:id="8" w:name="_Toc196934331"/>
       <w:r>
         <w:lastRenderedPageBreak/>
         <w:t>Coffee Table</w:t>
       </w:r>
-    </w:p>
-    <w:p>
-      <w:pPr>
-        <w:rPr>
-          <w:lang w:val="en-US"/>
-        </w:rPr>
-      </w:pPr>
-    </w:p>
-    <w:p>
-      <w:pPr>
-        <w:rPr>
-          <w:lang w:val="en-US"/>
-        </w:rPr>
-      </w:pPr>
-      <w:r>
-        <w:rPr>
+      <w:bookmarkEnd w:id="8"/>
+    </w:p>
+    <w:p>
+      <w:pPr>
+        <w:rPr>
+          <w:lang w:val="en-US"/>
+        </w:rPr>
+      </w:pPr>
+    </w:p>
+    <w:p>
+      <w:pPr>
+        <w:rPr>
+          <w:lang w:val="en-US"/>
+        </w:rPr>
+      </w:pPr>
+      <w:r>
+        <w:rPr>
+          <w:noProof/>
           <w:lang w:val="en-US"/>
         </w:rPr>
         <w:drawing>
@@ -1077,6 +2500,7 @@
       </w:pPr>
       <w:r>
         <w:rPr>
+          <w:noProof/>
           <w:lang w:val="en-US"/>
         </w:rPr>
         <w:lastRenderedPageBreak/>
@@ -1139,6 +2563,7 @@
       </w:pPr>
       <w:r>
         <w:rPr>
+          <w:noProof/>
           <w:lang w:val="en-US"/>
         </w:rPr>
         <w:lastRenderedPageBreak/>
@@ -1201,6 +2626,7 @@
       </w:pPr>
       <w:r>
         <w:rPr>
+          <w:noProof/>
           <w:lang w:val="en-US"/>
         </w:rPr>
         <w:lastRenderedPageBreak/>
@@ -1263,26 +2689,29 @@
           <w:numId w:val="2"/>
         </w:numPr>
       </w:pPr>
+      <w:bookmarkStart w:id="9" w:name="_Toc196934332"/>
       <w:r>
         <w:lastRenderedPageBreak/>
         <w:t>Mini fridge</w:t>
       </w:r>
-    </w:p>
-    <w:p>
-      <w:pPr>
-        <w:rPr>
-          <w:lang w:val="en-US"/>
-        </w:rPr>
-      </w:pPr>
-    </w:p>
-    <w:p>
-      <w:pPr>
-        <w:rPr>
-          <w:lang w:val="en-US"/>
-        </w:rPr>
-      </w:pPr>
-      <w:r>
-        <w:rPr>
+      <w:bookmarkEnd w:id="9"/>
+    </w:p>
+    <w:p>
+      <w:pPr>
+        <w:rPr>
+          <w:lang w:val="en-US"/>
+        </w:rPr>
+      </w:pPr>
+    </w:p>
+    <w:p>
+      <w:pPr>
+        <w:rPr>
+          <w:lang w:val="en-US"/>
+        </w:rPr>
+      </w:pPr>
+      <w:r>
+        <w:rPr>
+          <w:noProof/>
           <w:lang w:val="en-US"/>
         </w:rPr>
         <w:drawing>
@@ -1344,6 +2773,7 @@
       </w:pPr>
       <w:r>
         <w:rPr>
+          <w:noProof/>
           <w:lang w:val="en-US"/>
         </w:rPr>
         <w:lastRenderedPageBreak/>
@@ -1406,6 +2836,7 @@
       </w:pPr>
       <w:r>
         <w:rPr>
+          <w:noProof/>
           <w:lang w:val="en-US"/>
         </w:rPr>
         <w:lastRenderedPageBreak/>
@@ -1469,6 +2900,7 @@
       </w:pPr>
       <w:r>
         <w:rPr>
+          <w:noProof/>
           <w:lang w:val="en-US"/>
         </w:rPr>
         <w:lastRenderedPageBreak/>
@@ -1531,10 +2963,12 @@
           <w:numId w:val="2"/>
         </w:numPr>
       </w:pPr>
+      <w:bookmarkStart w:id="10" w:name="_Toc196934333"/>
       <w:r>
         <w:lastRenderedPageBreak/>
         <w:t>Wardrobe</w:t>
       </w:r>
+      <w:bookmarkEnd w:id="10"/>
     </w:p>
     <w:p>
       <w:pPr>
@@ -1545,6 +2979,7 @@
       </w:pPr>
       <w:r>
         <w:rPr>
+          <w:noProof/>
           <w:lang w:val="en-US"/>
         </w:rPr>
         <w:drawing>
@@ -1606,6 +3041,7 @@
       </w:pPr>
       <w:r>
         <w:rPr>
+          <w:noProof/>
           <w:lang w:val="en-US"/>
         </w:rPr>
         <w:lastRenderedPageBreak/>
@@ -1669,6 +3105,7 @@
       </w:pPr>
       <w:r>
         <w:rPr>
+          <w:noProof/>
           <w:lang w:val="en-US"/>
         </w:rPr>
         <w:lastRenderedPageBreak/>
@@ -1732,6 +3169,7 @@
       </w:pPr>
       <w:r>
         <w:rPr>
+          <w:noProof/>
           <w:lang w:val="en-US"/>
         </w:rPr>
         <w:lastRenderedPageBreak/>
@@ -1794,10 +3232,12 @@
           <w:numId w:val="2"/>
         </w:numPr>
       </w:pPr>
+      <w:bookmarkStart w:id="11" w:name="_Toc196934334"/>
       <w:r>
         <w:lastRenderedPageBreak/>
         <w:t>Bar Chair</w:t>
       </w:r>
+      <w:bookmarkEnd w:id="11"/>
     </w:p>
     <w:p>
       <w:pPr>
@@ -1815,6 +3255,7 @@
       </w:pPr>
       <w:r>
         <w:rPr>
+          <w:noProof/>
           <w:lang w:val="en-US"/>
         </w:rPr>
         <w:drawing>
@@ -1877,6 +3318,7 @@
       </w:pPr>
       <w:r>
         <w:rPr>
+          <w:noProof/>
           <w:lang w:val="en-US"/>
         </w:rPr>
         <w:lastRenderedPageBreak/>
@@ -1947,12 +3389,14 @@
     </w:p>
     <w:p>
       <w:pPr>
-        <w:rPr>
-          <w:lang w:val="en-US"/>
-        </w:rPr>
-      </w:pPr>
-      <w:r>
-        <w:rPr>
+        <w:jc w:val="center"/>
+        <w:rPr>
+          <w:lang w:val="en-US"/>
+        </w:rPr>
+      </w:pPr>
+      <w:r>
+        <w:rPr>
+          <w:noProof/>
           <w:lang w:val="en-US"/>
         </w:rPr>
         <w:drawing>
@@ -2015,6 +3459,7 @@
       </w:pPr>
       <w:r>
         <w:rPr>
+          <w:noProof/>
           <w:lang w:val="en-US"/>
         </w:rPr>
         <w:lastRenderedPageBreak/>
@@ -2086,6 +3531,7 @@
       </w:pPr>
       <w:r>
         <w:rPr>
+          <w:noProof/>
           <w:lang w:val="en-US"/>
         </w:rPr>
         <w:drawing>
@@ -2141,12 +3587,14 @@
     </w:p>
     <w:p>
       <w:pPr>
-        <w:rPr>
-          <w:lang w:val="en-US"/>
-        </w:rPr>
-      </w:pPr>
-      <w:r>
-        <w:rPr>
+        <w:jc w:val="center"/>
+        <w:rPr>
+          <w:lang w:val="en-US"/>
+        </w:rPr>
+      </w:pPr>
+      <w:r>
+        <w:rPr>
+          <w:noProof/>
           <w:lang w:val="en-US"/>
         </w:rPr>
         <w:lastRenderedPageBreak/>
@@ -2203,13 +3651,6 @@
     </w:p>
     <w:p>
       <w:pPr>
-        <w:rPr>
-          <w:lang w:val="en-US"/>
-        </w:rPr>
-      </w:pPr>
-    </w:p>
-    <w:p>
-      <w:pPr>
         <w:jc w:val="center"/>
         <w:rPr>
           <w:lang w:val="en-US"/>
@@ -2217,8 +3658,10 @@
       </w:pPr>
       <w:r>
         <w:rPr>
-          <w:lang w:val="en-US"/>
-        </w:rPr>
+          <w:noProof/>
+          <w:lang w:val="en-US"/>
+        </w:rPr>
+        <w:lastRenderedPageBreak/>
         <w:drawing>
           <wp:inline distT="0" distB="0" distL="0" distR="0" wp14:anchorId="5CEEA78F" wp14:editId="7EB1E8C5">
             <wp:extent cx="3654091" cy="3745064"/>
@@ -2278,19 +3721,23 @@
           <w:numId w:val="2"/>
         </w:numPr>
       </w:pPr>
+      <w:bookmarkStart w:id="12" w:name="_Toc196934335"/>
       <w:r>
         <w:lastRenderedPageBreak/>
         <w:t>Table</w:t>
       </w:r>
-    </w:p>
-    <w:p>
-      <w:pPr>
-        <w:rPr>
-          <w:lang w:val="en-US"/>
-        </w:rPr>
-      </w:pPr>
-      <w:r>
-        <w:rPr>
+      <w:bookmarkEnd w:id="12"/>
+    </w:p>
+    <w:p>
+      <w:pPr>
+        <w:jc w:val="center"/>
+        <w:rPr>
+          <w:lang w:val="en-US"/>
+        </w:rPr>
+      </w:pPr>
+      <w:r>
+        <w:rPr>
+          <w:noProof/>
           <w:lang w:val="en-US"/>
         </w:rPr>
         <w:drawing>
@@ -2366,6 +3813,7 @@
       </w:pPr>
       <w:r>
         <w:rPr>
+          <w:noProof/>
           <w:lang w:val="en-US"/>
         </w:rPr>
         <w:lastRenderedPageBreak/>
@@ -2428,6 +3876,7 @@
       </w:pPr>
       <w:r>
         <w:rPr>
+          <w:noProof/>
           <w:lang w:val="en-US"/>
         </w:rPr>
         <w:lastRenderedPageBreak/>
@@ -2490,6 +3939,7 @@
       </w:pPr>
       <w:r>
         <w:rPr>
+          <w:noProof/>
           <w:lang w:val="en-US"/>
         </w:rPr>
         <w:lastRenderedPageBreak/>
@@ -2552,10 +4002,12 @@
           <w:numId w:val="2"/>
         </w:numPr>
       </w:pPr>
+      <w:bookmarkStart w:id="13" w:name="_Toc196934336"/>
       <w:r>
         <w:lastRenderedPageBreak/>
         <w:t>Barrel</w:t>
       </w:r>
+      <w:bookmarkEnd w:id="13"/>
     </w:p>
     <w:p>
       <w:pPr>
@@ -2566,6 +4018,7 @@
       </w:pPr>
       <w:r>
         <w:rPr>
+          <w:noProof/>
           <w:lang w:val="en-US"/>
         </w:rPr>
         <w:drawing>
@@ -2628,6 +4081,7 @@
       </w:pPr>
       <w:r>
         <w:rPr>
+          <w:noProof/>
           <w:lang w:val="en-US"/>
         </w:rPr>
         <w:lastRenderedPageBreak/>
@@ -2691,6 +4145,7 @@
       </w:pPr>
       <w:r>
         <w:rPr>
+          <w:noProof/>
           <w:lang w:val="en-US"/>
         </w:rPr>
         <w:lastRenderedPageBreak/>
@@ -2754,6 +4209,7 @@
       </w:pPr>
       <w:r>
         <w:rPr>
+          <w:noProof/>
           <w:lang w:val="en-US"/>
         </w:rPr>
         <w:lastRenderedPageBreak/>
@@ -2817,6 +4273,7 @@
       </w:pPr>
       <w:r>
         <w:rPr>
+          <w:noProof/>
           <w:lang w:val="en-US"/>
         </w:rPr>
         <w:lastRenderedPageBreak/>
@@ -2880,6 +4337,7 @@
       </w:pPr>
       <w:r>
         <w:rPr>
+          <w:noProof/>
           <w:lang w:val="en-US"/>
         </w:rPr>
         <w:lastRenderedPageBreak/>
@@ -2942,26 +4400,22 @@
           <w:numId w:val="2"/>
         </w:numPr>
       </w:pPr>
+      <w:bookmarkStart w:id="14" w:name="_Toc196934337"/>
       <w:r>
         <w:lastRenderedPageBreak/>
         <w:t>Book</w:t>
       </w:r>
-    </w:p>
-    <w:p>
-      <w:pPr>
-        <w:rPr>
-          <w:lang w:val="en-US"/>
-        </w:rPr>
-      </w:pPr>
-    </w:p>
-    <w:p>
-      <w:pPr>
-        <w:rPr>
-          <w:lang w:val="en-US"/>
-        </w:rPr>
-      </w:pPr>
-      <w:r>
-        <w:rPr>
+      <w:bookmarkEnd w:id="14"/>
+    </w:p>
+    <w:p>
+      <w:pPr>
+        <w:rPr>
+          <w:lang w:val="en-US"/>
+        </w:rPr>
+      </w:pPr>
+      <w:r>
+        <w:rPr>
+          <w:noProof/>
           <w:lang w:val="en-US"/>
         </w:rPr>
         <w:drawing>
@@ -3024,6 +4478,7 @@
       </w:pPr>
       <w:r>
         <w:rPr>
+          <w:noProof/>
           <w:lang w:val="en-US"/>
         </w:rPr>
         <w:lastRenderedPageBreak/>
@@ -3085,46 +4540,6 @@
           <w:lang w:val="en-US"/>
         </w:rPr>
       </w:pPr>
-      <w:r>
-        <w:rPr>
-          <w:lang w:val="en-US"/>
-        </w:rPr>
-        <w:drawing>
-          <wp:inline distT="0" distB="0" distL="0" distR="0" wp14:anchorId="2F34564C" wp14:editId="128D8D2A">
-            <wp:extent cx="2096087" cy="2371380"/>
-            <wp:effectExtent l="0" t="0" r="0" b="0"/>
-            <wp:docPr id="1783815753" name="Picture 1" descr="A grey rectangular object on a grey grid&#10;&#10;Description automatically generated"/>
-            <wp:cNvGraphicFramePr>
-              <a:graphicFrameLocks xmlns:a="http://schemas.openxmlformats.org/drawingml/2006/main" noChangeAspect="1"/>
-            </wp:cNvGraphicFramePr>
-            <a:graphic xmlns:a="http://schemas.openxmlformats.org/drawingml/2006/main">
-              <a:graphicData uri="http://schemas.openxmlformats.org/drawingml/2006/picture">
-                <pic:pic xmlns:pic="http://schemas.openxmlformats.org/drawingml/2006/picture">
-                  <pic:nvPicPr>
-                    <pic:cNvPr id="1783815753" name="Picture 1" descr="A grey rectangular object on a grey grid&#10;&#10;Description automatically generated"/>
-                    <pic:cNvPicPr/>
-                  </pic:nvPicPr>
-                  <pic:blipFill>
-                    <a:blip r:embed="rId48"/>
-                    <a:stretch>
-                      <a:fillRect/>
-                    </a:stretch>
-                  </pic:blipFill>
-                  <pic:spPr>
-                    <a:xfrm>
-                      <a:off x="0" y="0"/>
-                      <a:ext cx="2102783" cy="2378955"/>
-                    </a:xfrm>
-                    <a:prstGeom prst="rect">
-                      <a:avLst/>
-                    </a:prstGeom>
-                  </pic:spPr>
-                </pic:pic>
-              </a:graphicData>
-            </a:graphic>
-          </wp:inline>
-        </w:drawing>
-      </w:r>
     </w:p>
     <w:p>
       <w:pPr>
@@ -3142,12 +4557,14 @@
     </w:p>
     <w:p>
       <w:pPr>
-        <w:rPr>
-          <w:lang w:val="en-US"/>
-        </w:rPr>
-      </w:pPr>
-      <w:r>
-        <w:rPr>
+        <w:jc w:val="center"/>
+        <w:rPr>
+          <w:lang w:val="en-US"/>
+        </w:rPr>
+      </w:pPr>
+      <w:r>
+        <w:rPr>
+          <w:noProof/>
           <w:lang w:val="en-US"/>
         </w:rPr>
         <w:lastRenderedPageBreak/>
@@ -3167,7 +4584,7 @@
                     <pic:cNvPicPr/>
                   </pic:nvPicPr>
                   <pic:blipFill>
-                    <a:blip r:embed="rId49"/>
+                    <a:blip r:embed="rId48"/>
                     <a:stretch>
                       <a:fillRect/>
                     </a:stretch>
@@ -3204,12 +4621,14 @@
     </w:p>
     <w:p>
       <w:pPr>
-        <w:rPr>
-          <w:lang w:val="en-US"/>
-        </w:rPr>
-      </w:pPr>
-      <w:r>
-        <w:rPr>
+        <w:jc w:val="center"/>
+        <w:rPr>
+          <w:lang w:val="en-US"/>
+        </w:rPr>
+      </w:pPr>
+      <w:r>
+        <w:rPr>
+          <w:noProof/>
           <w:lang w:val="en-US"/>
         </w:rPr>
         <w:lastRenderedPageBreak/>
@@ -3229,7 +4648,7 @@
                     <pic:cNvPicPr/>
                   </pic:nvPicPr>
                   <pic:blipFill>
-                    <a:blip r:embed="rId50"/>
+                    <a:blip r:embed="rId49"/>
                     <a:stretch>
                       <a:fillRect/>
                     </a:stretch>
@@ -3250,6 +4669,446 @@
         </w:drawing>
       </w:r>
     </w:p>
+    <w:p>
+      <w:pPr>
+        <w:spacing w:line="278" w:lineRule="auto"/>
+        <w:rPr>
+          <w:lang w:val="en-US"/>
+        </w:rPr>
+      </w:pPr>
+      <w:r>
+        <w:rPr>
+          <w:lang w:val="en-US"/>
+        </w:rPr>
+        <w:br w:type="page"/>
+      </w:r>
+    </w:p>
+    <w:p>
+      <w:pPr>
+        <w:pStyle w:val="Heading1"/>
+        <w:numPr>
+          <w:ilvl w:val="0"/>
+          <w:numId w:val="1"/>
+        </w:numPr>
+      </w:pPr>
+      <w:r>
+        <w:lastRenderedPageBreak/>
+        <w:t>UV unwrapping</w:t>
+      </w:r>
+    </w:p>
+    <w:p>
+      <w:pPr>
+        <w:rPr>
+          <w:lang w:val="en-US"/>
+        </w:rPr>
+      </w:pPr>
+      <w:proofErr w:type="spellStart"/>
+      <w:r>
+        <w:rPr>
+          <w:lang w:val="en-US"/>
+        </w:rPr>
+        <w:t>Uv</w:t>
+      </w:r>
+      <w:proofErr w:type="spellEnd"/>
+      <w:r>
+        <w:rPr>
+          <w:lang w:val="en-US"/>
+        </w:rPr>
+        <w:t xml:space="preserve"> unwrapping is one of the most important process of in the 3d production pipel</w:t>
+      </w:r>
+      <w:r>
+        <w:rPr>
+          <w:lang w:val="en-US"/>
+        </w:rPr>
+        <w:t xml:space="preserve">ine for the process of </w:t>
+      </w:r>
+      <w:r>
+        <w:rPr>
+          <w:lang w:val="en-US"/>
+        </w:rPr>
+        <w:t>UV unwrapping I used maya</w:t>
+      </w:r>
+      <w:r>
+        <w:rPr>
+          <w:lang w:val="en-US"/>
+        </w:rPr>
+        <w:t xml:space="preserve">’s </w:t>
+      </w:r>
+      <w:r>
+        <w:rPr>
+          <w:lang w:val="en-US"/>
+        </w:rPr>
+        <w:t xml:space="preserve">Automatic </w:t>
+      </w:r>
+      <w:proofErr w:type="spellStart"/>
+      <w:r>
+        <w:rPr>
+          <w:lang w:val="en-US"/>
+        </w:rPr>
+        <w:t>Uv</w:t>
+      </w:r>
+      <w:proofErr w:type="spellEnd"/>
+      <w:r>
+        <w:rPr>
+          <w:lang w:val="en-US"/>
+        </w:rPr>
+        <w:t xml:space="preserve"> </w:t>
+      </w:r>
+      <w:r>
+        <w:rPr>
+          <w:lang w:val="en-US"/>
+        </w:rPr>
+        <w:t>unwrapping</w:t>
+      </w:r>
+    </w:p>
+    <w:p>
+      <w:pPr>
+        <w:pStyle w:val="Heading2"/>
+        <w:numPr>
+          <w:ilvl w:val="0"/>
+          <w:numId w:val="2"/>
+        </w:numPr>
+      </w:pPr>
+      <w:r>
+        <w:t>Barrel</w:t>
+      </w:r>
+    </w:p>
+    <w:p>
+      <w:pPr>
+        <w:jc w:val="center"/>
+        <w:rPr>
+          <w:lang w:val="en-US"/>
+        </w:rPr>
+      </w:pPr>
+      <w:r>
+        <w:drawing>
+          <wp:inline distT="0" distB="0" distL="0" distR="0" wp14:anchorId="2F230D59" wp14:editId="5D5827D2">
+            <wp:extent cx="4723968" cy="2714263"/>
+            <wp:effectExtent l="0" t="0" r="635" b="0"/>
+            <wp:docPr id="438738839" name="Picture 1" descr="A screenshot of a computer&#10;&#10;Description automatically generated"/>
+            <wp:cNvGraphicFramePr>
+              <a:graphicFrameLocks xmlns:a="http://schemas.openxmlformats.org/drawingml/2006/main" noChangeAspect="1"/>
+            </wp:cNvGraphicFramePr>
+            <a:graphic xmlns:a="http://schemas.openxmlformats.org/drawingml/2006/main">
+              <a:graphicData uri="http://schemas.openxmlformats.org/drawingml/2006/picture">
+                <pic:pic xmlns:pic="http://schemas.openxmlformats.org/drawingml/2006/picture">
+                  <pic:nvPicPr>
+                    <pic:cNvPr id="438738839" name="Picture 1" descr="A screenshot of a computer&#10;&#10;Description automatically generated"/>
+                    <pic:cNvPicPr/>
+                  </pic:nvPicPr>
+                  <pic:blipFill>
+                    <a:blip r:embed="rId50"/>
+                    <a:stretch>
+                      <a:fillRect/>
+                    </a:stretch>
+                  </pic:blipFill>
+                  <pic:spPr>
+                    <a:xfrm>
+                      <a:off x="0" y="0"/>
+                      <a:ext cx="4731272" cy="2718459"/>
+                    </a:xfrm>
+                    <a:prstGeom prst="rect">
+                      <a:avLst/>
+                    </a:prstGeom>
+                  </pic:spPr>
+                </pic:pic>
+              </a:graphicData>
+            </a:graphic>
+          </wp:inline>
+        </w:drawing>
+      </w:r>
+    </w:p>
+    <w:p>
+      <w:pPr>
+        <w:jc w:val="center"/>
+        <w:rPr>
+          <w:lang w:val="en-US"/>
+        </w:rPr>
+      </w:pPr>
+    </w:p>
+    <w:p>
+      <w:pPr>
+        <w:jc w:val="center"/>
+        <w:rPr>
+          <w:lang w:val="en-US"/>
+        </w:rPr>
+      </w:pPr>
+    </w:p>
+    <w:p>
+      <w:pPr>
+        <w:jc w:val="center"/>
+        <w:rPr>
+          <w:lang w:val="en-US"/>
+        </w:rPr>
+      </w:pPr>
+      <w:r>
+        <w:rPr>
+          <w:lang w:val="en-US"/>
+        </w:rPr>
+        <w:drawing>
+          <wp:inline distT="0" distB="0" distL="0" distR="0" wp14:anchorId="0BA782D7" wp14:editId="1F0E3A9A">
+            <wp:extent cx="5206150" cy="2830010"/>
+            <wp:effectExtent l="0" t="0" r="0" b="8890"/>
+            <wp:docPr id="448707323" name="Picture 1" descr="A screenshot of a computer&#10;&#10;Description automatically generated"/>
+            <wp:cNvGraphicFramePr>
+              <a:graphicFrameLocks xmlns:a="http://schemas.openxmlformats.org/drawingml/2006/main" noChangeAspect="1"/>
+            </wp:cNvGraphicFramePr>
+            <a:graphic xmlns:a="http://schemas.openxmlformats.org/drawingml/2006/main">
+              <a:graphicData uri="http://schemas.openxmlformats.org/drawingml/2006/picture">
+                <pic:pic xmlns:pic="http://schemas.openxmlformats.org/drawingml/2006/picture">
+                  <pic:nvPicPr>
+                    <pic:cNvPr id="448707323" name="Picture 1" descr="A screenshot of a computer&#10;&#10;Description automatically generated"/>
+                    <pic:cNvPicPr/>
+                  </pic:nvPicPr>
+                  <pic:blipFill>
+                    <a:blip r:embed="rId51"/>
+                    <a:stretch>
+                      <a:fillRect/>
+                    </a:stretch>
+                  </pic:blipFill>
+                  <pic:spPr>
+                    <a:xfrm>
+                      <a:off x="0" y="0"/>
+                      <a:ext cx="5212143" cy="2833268"/>
+                    </a:xfrm>
+                    <a:prstGeom prst="rect">
+                      <a:avLst/>
+                    </a:prstGeom>
+                  </pic:spPr>
+                </pic:pic>
+              </a:graphicData>
+            </a:graphic>
+          </wp:inline>
+        </w:drawing>
+      </w:r>
+    </w:p>
+    <w:p>
+      <w:pPr>
+        <w:spacing w:line="278" w:lineRule="auto"/>
+        <w:rPr>
+          <w:lang w:val="en-US"/>
+        </w:rPr>
+      </w:pPr>
+      <w:r>
+        <w:rPr>
+          <w:lang w:val="en-US"/>
+        </w:rPr>
+        <w:br w:type="page"/>
+      </w:r>
+    </w:p>
+    <w:p>
+      <w:pPr>
+        <w:jc w:val="center"/>
+        <w:rPr>
+          <w:lang w:val="en-US"/>
+        </w:rPr>
+      </w:pPr>
+      <w:r>
+        <w:rPr>
+          <w:lang w:val="en-US"/>
+        </w:rPr>
+        <w:lastRenderedPageBreak/>
+        <w:drawing>
+          <wp:inline distT="0" distB="0" distL="0" distR="0" wp14:anchorId="361E77BD" wp14:editId="2E186931">
+            <wp:extent cx="5567540" cy="3038354"/>
+            <wp:effectExtent l="0" t="0" r="0" b="0"/>
+            <wp:docPr id="931485713" name="Picture 1" descr="A screenshot of a computer&#10;&#10;Description automatically generated"/>
+            <wp:cNvGraphicFramePr>
+              <a:graphicFrameLocks xmlns:a="http://schemas.openxmlformats.org/drawingml/2006/main" noChangeAspect="1"/>
+            </wp:cNvGraphicFramePr>
+            <a:graphic xmlns:a="http://schemas.openxmlformats.org/drawingml/2006/main">
+              <a:graphicData uri="http://schemas.openxmlformats.org/drawingml/2006/picture">
+                <pic:pic xmlns:pic="http://schemas.openxmlformats.org/drawingml/2006/picture">
+                  <pic:nvPicPr>
+                    <pic:cNvPr id="931485713" name="Picture 1" descr="A screenshot of a computer&#10;&#10;Description automatically generated"/>
+                    <pic:cNvPicPr/>
+                  </pic:nvPicPr>
+                  <pic:blipFill>
+                    <a:blip r:embed="rId52"/>
+                    <a:stretch>
+                      <a:fillRect/>
+                    </a:stretch>
+                  </pic:blipFill>
+                  <pic:spPr>
+                    <a:xfrm>
+                      <a:off x="0" y="0"/>
+                      <a:ext cx="5588560" cy="3049825"/>
+                    </a:xfrm>
+                    <a:prstGeom prst="rect">
+                      <a:avLst/>
+                    </a:prstGeom>
+                  </pic:spPr>
+                </pic:pic>
+              </a:graphicData>
+            </a:graphic>
+          </wp:inline>
+        </w:drawing>
+      </w:r>
+    </w:p>
+    <w:p/>
+    <w:p>
+      <w:pPr>
+        <w:pStyle w:val="Heading2"/>
+        <w:numPr>
+          <w:ilvl w:val="0"/>
+          <w:numId w:val="2"/>
+        </w:numPr>
+      </w:pPr>
+      <w:r>
+        <w:t>Bar chair</w:t>
+      </w:r>
+    </w:p>
+    <w:p>
+      <w:pPr>
+        <w:rPr>
+          <w:lang w:val="en-US"/>
+        </w:rPr>
+      </w:pPr>
+    </w:p>
+    <w:p>
+      <w:pPr>
+        <w:jc w:val="center"/>
+        <w:rPr>
+          <w:lang w:val="en-US"/>
+        </w:rPr>
+      </w:pPr>
+      <w:r>
+        <w:rPr>
+          <w:lang w:val="en-US"/>
+        </w:rPr>
+        <w:drawing>
+          <wp:inline distT="0" distB="0" distL="0" distR="0" wp14:anchorId="04E9BA42" wp14:editId="5354C401">
+            <wp:extent cx="4566213" cy="2375797"/>
+            <wp:effectExtent l="0" t="0" r="6350" b="5715"/>
+            <wp:docPr id="1007229777" name="Picture 1" descr="A computer screen shot of a chair&#10;&#10;Description automatically generated"/>
+            <wp:cNvGraphicFramePr>
+              <a:graphicFrameLocks xmlns:a="http://schemas.openxmlformats.org/drawingml/2006/main" noChangeAspect="1"/>
+            </wp:cNvGraphicFramePr>
+            <a:graphic xmlns:a="http://schemas.openxmlformats.org/drawingml/2006/main">
+              <a:graphicData uri="http://schemas.openxmlformats.org/drawingml/2006/picture">
+                <pic:pic xmlns:pic="http://schemas.openxmlformats.org/drawingml/2006/picture">
+                  <pic:nvPicPr>
+                    <pic:cNvPr id="1007229777" name="Picture 1" descr="A computer screen shot of a chair&#10;&#10;Description automatically generated"/>
+                    <pic:cNvPicPr/>
+                  </pic:nvPicPr>
+                  <pic:blipFill>
+                    <a:blip r:embed="rId53"/>
+                    <a:stretch>
+                      <a:fillRect/>
+                    </a:stretch>
+                  </pic:blipFill>
+                  <pic:spPr>
+                    <a:xfrm>
+                      <a:off x="0" y="0"/>
+                      <a:ext cx="4568688" cy="2377085"/>
+                    </a:xfrm>
+                    <a:prstGeom prst="rect">
+                      <a:avLst/>
+                    </a:prstGeom>
+                  </pic:spPr>
+                </pic:pic>
+              </a:graphicData>
+            </a:graphic>
+          </wp:inline>
+        </w:drawing>
+      </w:r>
+    </w:p>
+    <w:p>
+      <w:pPr>
+        <w:spacing w:line="278" w:lineRule="auto"/>
+        <w:rPr>
+          <w:lang w:val="en-US"/>
+        </w:rPr>
+      </w:pPr>
+      <w:r>
+        <w:rPr>
+          <w:lang w:val="en-US"/>
+        </w:rPr>
+        <w:br w:type="page"/>
+      </w:r>
+    </w:p>
+    <w:p>
+      <w:pPr>
+        <w:jc w:val="center"/>
+        <w:rPr>
+          <w:lang w:val="en-US"/>
+        </w:rPr>
+      </w:pPr>
+      <w:r>
+        <w:rPr>
+          <w:lang w:val="en-US"/>
+        </w:rPr>
+        <w:lastRenderedPageBreak/>
+        <w:drawing>
+          <wp:inline distT="0" distB="0" distL="0" distR="0" wp14:anchorId="16D76069" wp14:editId="4CAC615E">
+            <wp:extent cx="5943600" cy="3004820"/>
+            <wp:effectExtent l="0" t="0" r="0" b="5080"/>
+            <wp:docPr id="1074016252" name="Picture 1" descr="A computer screen shot of a chair&#10;&#10;Description automatically generated"/>
+            <wp:cNvGraphicFramePr>
+              <a:graphicFrameLocks xmlns:a="http://schemas.openxmlformats.org/drawingml/2006/main" noChangeAspect="1"/>
+            </wp:cNvGraphicFramePr>
+            <a:graphic xmlns:a="http://schemas.openxmlformats.org/drawingml/2006/main">
+              <a:graphicData uri="http://schemas.openxmlformats.org/drawingml/2006/picture">
+                <pic:pic xmlns:pic="http://schemas.openxmlformats.org/drawingml/2006/picture">
+                  <pic:nvPicPr>
+                    <pic:cNvPr id="1074016252" name="Picture 1" descr="A computer screen shot of a chair&#10;&#10;Description automatically generated"/>
+                    <pic:cNvPicPr/>
+                  </pic:nvPicPr>
+                  <pic:blipFill>
+                    <a:blip r:embed="rId54"/>
+                    <a:stretch>
+                      <a:fillRect/>
+                    </a:stretch>
+                  </pic:blipFill>
+                  <pic:spPr>
+                    <a:xfrm>
+                      <a:off x="0" y="0"/>
+                      <a:ext cx="5943600" cy="3004820"/>
+                    </a:xfrm>
+                    <a:prstGeom prst="rect">
+                      <a:avLst/>
+                    </a:prstGeom>
+                  </pic:spPr>
+                </pic:pic>
+              </a:graphicData>
+            </a:graphic>
+          </wp:inline>
+        </w:drawing>
+      </w:r>
+    </w:p>
+    <w:p>
+      <w:pPr>
+        <w:rPr>
+          <w:lang w:val="en-US"/>
+        </w:rPr>
+      </w:pPr>
+    </w:p>
+    <w:p>
+      <w:pPr>
+        <w:pStyle w:val="Heading2"/>
+        <w:numPr>
+          <w:ilvl w:val="0"/>
+          <w:numId w:val="2"/>
+        </w:numPr>
+      </w:pPr>
+      <w:r>
+        <w:t>Books</w:t>
+      </w:r>
+    </w:p>
+    <w:p>
+      <w:pPr>
+        <w:rPr>
+          <w:lang w:val="en-US"/>
+        </w:rPr>
+      </w:pPr>
+    </w:p>
+    <w:p>
+      <w:pPr>
+        <w:rPr>
+          <w:lang w:val="en-US"/>
+        </w:rPr>
+      </w:pPr>
+    </w:p>
     <w:sectPr>
       <w:pgSz w:w="12240" w:h="15840"/>
       <w:pgMar w:top="1440" w:right="1440" w:bottom="1440" w:left="1440" w:header="720" w:footer="720" w:gutter="0"/>
@@ -3265,7 +5124,7 @@
   <w:abstractNum w:abstractNumId="0" w15:restartNumberingAfterBreak="0">
     <w:nsid w:val="4AF8505B"/>
     <w:multiLevelType w:val="hybridMultilevel"/>
-    <w:tmpl w:val="1776853C"/>
+    <w:tmpl w:val="7F463080"/>
     <w:lvl w:ilvl="0" w:tplc="0409000F">
       <w:start w:val="1"/>
       <w:numFmt w:val="decimal"/>
@@ -3351,7 +5210,7 @@
   <w:abstractNum w:abstractNumId="1" w15:restartNumberingAfterBreak="0">
     <w:nsid w:val="589C1213"/>
     <w:multiLevelType w:val="hybridMultilevel"/>
-    <w:tmpl w:val="0CEACEB0"/>
+    <w:tmpl w:val="8C0632FE"/>
     <w:lvl w:ilvl="0" w:tplc="04090001">
       <w:start w:val="1"/>
       <w:numFmt w:val="bullet"/>
@@ -4398,6 +6257,79 @@
       <w:spacing w:val="5"/>
     </w:rPr>
   </w:style>
+  <w:style w:type="paragraph" w:styleId="TOCHeading">
+    <w:name w:val="TOC Heading"/>
+    <w:basedOn w:val="Heading1"/>
+    <w:next w:val="Normal"/>
+    <w:uiPriority w:val="39"/>
+    <w:unhideWhenUsed/>
+    <w:qFormat/>
+    <w:rsid w:val="000231AB"/>
+    <w:pPr>
+      <w:spacing w:before="240" w:after="0"/>
+      <w:outlineLvl w:val="9"/>
+    </w:pPr>
+    <w:rPr>
+      <w:rFonts w:asciiTheme="majorHAnsi" w:hAnsiTheme="majorHAnsi"/>
+      <w:b w:val="0"/>
+      <w:color w:val="0F4761" w:themeColor="accent1" w:themeShade="BF"/>
+      <w:kern w:val="0"/>
+      <w:sz w:val="32"/>
+      <w:szCs w:val="32"/>
+      <w14:ligatures w14:val="none"/>
+    </w:rPr>
+  </w:style>
+  <w:style w:type="paragraph" w:styleId="TOC1">
+    <w:name w:val="toc 1"/>
+    <w:basedOn w:val="Normal"/>
+    <w:next w:val="Normal"/>
+    <w:autoRedefine/>
+    <w:uiPriority w:val="39"/>
+    <w:unhideWhenUsed/>
+    <w:rsid w:val="000231AB"/>
+    <w:pPr>
+      <w:spacing w:after="100"/>
+    </w:pPr>
+  </w:style>
+  <w:style w:type="paragraph" w:styleId="TOC2">
+    <w:name w:val="toc 2"/>
+    <w:basedOn w:val="Normal"/>
+    <w:next w:val="Normal"/>
+    <w:autoRedefine/>
+    <w:uiPriority w:val="39"/>
+    <w:unhideWhenUsed/>
+    <w:rsid w:val="000231AB"/>
+    <w:pPr>
+      <w:spacing w:after="100"/>
+      <w:ind w:left="240"/>
+    </w:pPr>
+  </w:style>
+  <w:style w:type="character" w:styleId="Hyperlink">
+    <w:name w:val="Hyperlink"/>
+    <w:basedOn w:val="DefaultParagraphFont"/>
+    <w:uiPriority w:val="99"/>
+    <w:unhideWhenUsed/>
+    <w:rsid w:val="000231AB"/>
+    <w:rPr>
+      <w:color w:val="467886" w:themeColor="hyperlink"/>
+      <w:u w:val="single"/>
+    </w:rPr>
+  </w:style>
+  <w:style w:type="paragraph" w:styleId="NoSpacing">
+    <w:name w:val="No Spacing"/>
+    <w:uiPriority w:val="1"/>
+    <w:qFormat/>
+    <w:rsid w:val="001C5362"/>
+    <w:pPr>
+      <w:spacing w:after="0" w:line="240" w:lineRule="auto"/>
+    </w:pPr>
+    <w:rPr>
+      <w:rFonts w:ascii="Arial" w:eastAsia="Arial" w:hAnsi="Arial" w:cs="Arial"/>
+      <w:kern w:val="0"/>
+      <w:lang w:val="en-GB"/>
+      <w14:ligatures w14:val="none"/>
+    </w:rPr>
+  </w:style>
 </w:styles>
 </file>
 

--- a/Documentation/Project/ANupam Document.docx
+++ b/Documentation/Project/ANupam Document.docx
@@ -1486,12 +1486,10 @@
         <w:pStyle w:val="Heading2"/>
       </w:pPr>
       <w:bookmarkStart w:id="2" w:name="_Toc196934325"/>
-      <w:proofErr w:type="spellStart"/>
       <w:r>
         <w:t>Moodboard</w:t>
       </w:r>
       <w:bookmarkEnd w:id="2"/>
-      <w:proofErr w:type="spellEnd"/>
     </w:p>
     <w:p>
       <w:pPr>
@@ -4702,19 +4700,11 @@
           <w:lang w:val="en-US"/>
         </w:rPr>
       </w:pPr>
-      <w:proofErr w:type="spellStart"/>
-      <w:r>
-        <w:rPr>
-          <w:lang w:val="en-US"/>
-        </w:rPr>
-        <w:t>Uv</w:t>
-      </w:r>
-      <w:proofErr w:type="spellEnd"/>
-      <w:r>
-        <w:rPr>
-          <w:lang w:val="en-US"/>
-        </w:rPr>
-        <w:t xml:space="preserve"> unwrapping is one of the most important process of in the 3d production pipel</w:t>
+      <w:r>
+        <w:rPr>
+          <w:lang w:val="en-US"/>
+        </w:rPr>
+        <w:t>Uv unwrapping is one of the most important process of in the 3d production pipel</w:t>
       </w:r>
       <w:r>
         <w:rPr>
@@ -4738,21 +4728,7 @@
         <w:rPr>
           <w:lang w:val="en-US"/>
         </w:rPr>
-        <w:t xml:space="preserve">Automatic </w:t>
-      </w:r>
-      <w:proofErr w:type="spellStart"/>
-      <w:r>
-        <w:rPr>
-          <w:lang w:val="en-US"/>
-        </w:rPr>
-        <w:t>Uv</w:t>
-      </w:r>
-      <w:proofErr w:type="spellEnd"/>
-      <w:r>
-        <w:rPr>
-          <w:lang w:val="en-US"/>
-        </w:rPr>
-        <w:t xml:space="preserve"> </w:t>
+        <w:t xml:space="preserve">Automatic Uv </w:t>
       </w:r>
       <w:r>
         <w:rPr>
@@ -5040,9 +5016,9 @@
         </w:rPr>
         <w:lastRenderedPageBreak/>
         <w:drawing>
-          <wp:inline distT="0" distB="0" distL="0" distR="0" wp14:anchorId="16D76069" wp14:editId="4CAC615E">
-            <wp:extent cx="5943600" cy="3004820"/>
-            <wp:effectExtent l="0" t="0" r="0" b="5080"/>
+          <wp:inline distT="0" distB="0" distL="0" distR="0" wp14:anchorId="16D76069" wp14:editId="380089BC">
+            <wp:extent cx="4994476" cy="2524985"/>
+            <wp:effectExtent l="0" t="0" r="0" b="8890"/>
             <wp:docPr id="1074016252" name="Picture 1" descr="A computer screen shot of a chair&#10;&#10;Description automatically generated"/>
             <wp:cNvGraphicFramePr>
               <a:graphicFrameLocks xmlns:a="http://schemas.openxmlformats.org/drawingml/2006/main" noChangeAspect="1"/>
@@ -5063,7 +5039,7 @@
                   <pic:spPr>
                     <a:xfrm>
                       <a:off x="0" y="0"/>
-                      <a:ext cx="5943600" cy="3004820"/>
+                      <a:ext cx="4999607" cy="2527579"/>
                     </a:xfrm>
                     <a:prstGeom prst="rect">
                       <a:avLst/>
@@ -5092,8 +5068,126 @@
         </w:numPr>
       </w:pPr>
       <w:r>
-        <w:t>Books</w:t>
-      </w:r>
+        <w:t>Coffee Table</w:t>
+      </w:r>
+    </w:p>
+    <w:p>
+      <w:pPr>
+        <w:jc w:val="center"/>
+        <w:rPr>
+          <w:lang w:val="en-US"/>
+        </w:rPr>
+      </w:pPr>
+      <w:r>
+        <w:rPr>
+          <w:lang w:val="en-US"/>
+        </w:rPr>
+        <w:drawing>
+          <wp:inline distT="0" distB="0" distL="0" distR="0" wp14:anchorId="6308260F" wp14:editId="06637D54">
+            <wp:extent cx="4375230" cy="2446109"/>
+            <wp:effectExtent l="0" t="0" r="6350" b="0"/>
+            <wp:docPr id="67207452" name="Picture 1" descr="A screen shot of a computer&#10;&#10;Description automatically generated"/>
+            <wp:cNvGraphicFramePr>
+              <a:graphicFrameLocks xmlns:a="http://schemas.openxmlformats.org/drawingml/2006/main" noChangeAspect="1"/>
+            </wp:cNvGraphicFramePr>
+            <a:graphic xmlns:a="http://schemas.openxmlformats.org/drawingml/2006/main">
+              <a:graphicData uri="http://schemas.openxmlformats.org/drawingml/2006/picture">
+                <pic:pic xmlns:pic="http://schemas.openxmlformats.org/drawingml/2006/picture">
+                  <pic:nvPicPr>
+                    <pic:cNvPr id="67207452" name="Picture 1" descr="A screen shot of a computer&#10;&#10;Description automatically generated"/>
+                    <pic:cNvPicPr/>
+                  </pic:nvPicPr>
+                  <pic:blipFill>
+                    <a:blip r:embed="rId55"/>
+                    <a:stretch>
+                      <a:fillRect/>
+                    </a:stretch>
+                  </pic:blipFill>
+                  <pic:spPr>
+                    <a:xfrm>
+                      <a:off x="0" y="0"/>
+                      <a:ext cx="4379534" cy="2448515"/>
+                    </a:xfrm>
+                    <a:prstGeom prst="rect">
+                      <a:avLst/>
+                    </a:prstGeom>
+                  </pic:spPr>
+                </pic:pic>
+              </a:graphicData>
+            </a:graphic>
+          </wp:inline>
+        </w:drawing>
+      </w:r>
+    </w:p>
+    <w:p>
+      <w:pPr>
+        <w:spacing w:line="278" w:lineRule="auto"/>
+        <w:rPr>
+          <w:lang w:val="en-US"/>
+        </w:rPr>
+      </w:pPr>
+      <w:r>
+        <w:rPr>
+          <w:lang w:val="en-US"/>
+        </w:rPr>
+        <w:br w:type="page"/>
+      </w:r>
+    </w:p>
+    <w:p>
+      <w:pPr>
+        <w:jc w:val="center"/>
+        <w:rPr>
+          <w:lang w:val="en-US"/>
+        </w:rPr>
+      </w:pPr>
+      <w:r>
+        <w:rPr>
+          <w:lang w:val="en-US"/>
+        </w:rPr>
+        <w:lastRenderedPageBreak/>
+        <w:drawing>
+          <wp:inline distT="0" distB="0" distL="0" distR="0" wp14:anchorId="444F67BF" wp14:editId="4075507C">
+            <wp:extent cx="5746830" cy="2969196"/>
+            <wp:effectExtent l="0" t="0" r="6350" b="3175"/>
+            <wp:docPr id="1806786614" name="Picture 1" descr="A screenshot of a computer&#10;&#10;Description automatically generated"/>
+            <wp:cNvGraphicFramePr>
+              <a:graphicFrameLocks xmlns:a="http://schemas.openxmlformats.org/drawingml/2006/main" noChangeAspect="1"/>
+            </wp:cNvGraphicFramePr>
+            <a:graphic xmlns:a="http://schemas.openxmlformats.org/drawingml/2006/main">
+              <a:graphicData uri="http://schemas.openxmlformats.org/drawingml/2006/picture">
+                <pic:pic xmlns:pic="http://schemas.openxmlformats.org/drawingml/2006/picture">
+                  <pic:nvPicPr>
+                    <pic:cNvPr id="1806786614" name="Picture 1" descr="A screenshot of a computer&#10;&#10;Description automatically generated"/>
+                    <pic:cNvPicPr/>
+                  </pic:nvPicPr>
+                  <pic:blipFill>
+                    <a:blip r:embed="rId56"/>
+                    <a:stretch>
+                      <a:fillRect/>
+                    </a:stretch>
+                  </pic:blipFill>
+                  <pic:spPr>
+                    <a:xfrm>
+                      <a:off x="0" y="0"/>
+                      <a:ext cx="5748481" cy="2970049"/>
+                    </a:xfrm>
+                    <a:prstGeom prst="rect">
+                      <a:avLst/>
+                    </a:prstGeom>
+                  </pic:spPr>
+                </pic:pic>
+              </a:graphicData>
+            </a:graphic>
+          </wp:inline>
+        </w:drawing>
+      </w:r>
+    </w:p>
+    <w:p>
+      <w:pPr>
+        <w:rPr>
+          <w:lang w:val="en-US"/>
+        </w:rPr>
+      </w:pPr>
     </w:p>
     <w:p>
       <w:pPr>

--- a/Documentation/Project/ANupam Document.docx
+++ b/Documentation/Project/ANupam Document.docx
@@ -55,7 +55,7 @@
           <w:r>
             <w:fldChar w:fldCharType="separate"/>
           </w:r>
-          <w:hyperlink w:anchor="_Toc196934323" w:history="1">
+          <w:hyperlink w:anchor="_Toc196935370" w:history="1">
             <w:r>
               <w:rPr>
                 <w:rStyle w:val="Hyperlink"/>
@@ -99,7 +99,7 @@
                 <w:noProof/>
                 <w:webHidden/>
               </w:rPr>
-              <w:instrText xml:space="preserve"> PAGEREF _Toc196934323 \h </w:instrText>
+              <w:instrText xml:space="preserve"> PAGEREF _Toc196935370 \h </w:instrText>
             </w:r>
             <w:r>
               <w:rPr>
@@ -145,7 +145,7 @@
               <w14:ligatures w14:val="standardContextual"/>
             </w:rPr>
           </w:pPr>
-          <w:hyperlink w:anchor="_Toc196934324" w:history="1">
+          <w:hyperlink w:anchor="_Toc196935371" w:history="1">
             <w:r>
               <w:rPr>
                 <w:rStyle w:val="Hyperlink"/>
@@ -189,7 +189,7 @@
                 <w:noProof/>
                 <w:webHidden/>
               </w:rPr>
-              <w:instrText xml:space="preserve"> PAGEREF _Toc196934324 \h </w:instrText>
+              <w:instrText xml:space="preserve"> PAGEREF _Toc196935371 \h </w:instrText>
             </w:r>
             <w:r>
               <w:rPr>
@@ -234,7 +234,7 @@
               <w14:ligatures w14:val="standardContextual"/>
             </w:rPr>
           </w:pPr>
-          <w:hyperlink w:anchor="_Toc196934325" w:history="1">
+          <w:hyperlink w:anchor="_Toc196935372" w:history="1">
             <w:r>
               <w:rPr>
                 <w:rStyle w:val="Hyperlink"/>
@@ -261,7 +261,7 @@
                 <w:noProof/>
                 <w:webHidden/>
               </w:rPr>
-              <w:instrText xml:space="preserve"> PAGEREF _Toc196934325 \h </w:instrText>
+              <w:instrText xml:space="preserve"> PAGEREF _Toc196935372 \h </w:instrText>
             </w:r>
             <w:r>
               <w:rPr>
@@ -307,7 +307,7 @@
               <w14:ligatures w14:val="standardContextual"/>
             </w:rPr>
           </w:pPr>
-          <w:hyperlink w:anchor="_Toc196934326" w:history="1">
+          <w:hyperlink w:anchor="_Toc196935373" w:history="1">
             <w:r>
               <w:rPr>
                 <w:rStyle w:val="Hyperlink"/>
@@ -351,7 +351,7 @@
                 <w:noProof/>
                 <w:webHidden/>
               </w:rPr>
-              <w:instrText xml:space="preserve"> PAGEREF _Toc196934326 \h </w:instrText>
+              <w:instrText xml:space="preserve"> PAGEREF _Toc196935373 \h </w:instrText>
             </w:r>
             <w:r>
               <w:rPr>
@@ -397,7 +397,7 @@
               <w14:ligatures w14:val="standardContextual"/>
             </w:rPr>
           </w:pPr>
-          <w:hyperlink w:anchor="_Toc196934327" w:history="1">
+          <w:hyperlink w:anchor="_Toc196935374" w:history="1">
             <w:r>
               <w:rPr>
                 <w:rStyle w:val="Hyperlink"/>
@@ -441,7 +441,7 @@
                 <w:noProof/>
                 <w:webHidden/>
               </w:rPr>
-              <w:instrText xml:space="preserve"> PAGEREF _Toc196934327 \h </w:instrText>
+              <w:instrText xml:space="preserve"> PAGEREF _Toc196935374 \h </w:instrText>
             </w:r>
             <w:r>
               <w:rPr>
@@ -486,7 +486,7 @@
               <w14:ligatures w14:val="standardContextual"/>
             </w:rPr>
           </w:pPr>
-          <w:hyperlink w:anchor="_Toc196934328" w:history="1">
+          <w:hyperlink w:anchor="_Toc196935375" w:history="1">
             <w:r>
               <w:rPr>
                 <w:rStyle w:val="Hyperlink"/>
@@ -513,7 +513,7 @@
                 <w:noProof/>
                 <w:webHidden/>
               </w:rPr>
-              <w:instrText xml:space="preserve"> PAGEREF _Toc196934328 \h </w:instrText>
+              <w:instrText xml:space="preserve"> PAGEREF _Toc196935375 \h </w:instrText>
             </w:r>
             <w:r>
               <w:rPr>
@@ -559,7 +559,7 @@
               <w14:ligatures w14:val="standardContextual"/>
             </w:rPr>
           </w:pPr>
-          <w:hyperlink w:anchor="_Toc196934329" w:history="1">
+          <w:hyperlink w:anchor="_Toc196935376" w:history="1">
             <w:r>
               <w:rPr>
                 <w:rStyle w:val="Hyperlink"/>
@@ -604,7 +604,7 @@
                 <w:noProof/>
                 <w:webHidden/>
               </w:rPr>
-              <w:instrText xml:space="preserve"> PAGEREF _Toc196934329 \h </w:instrText>
+              <w:instrText xml:space="preserve"> PAGEREF _Toc196935376 \h </w:instrText>
             </w:r>
             <w:r>
               <w:rPr>
@@ -650,7 +650,7 @@
               <w14:ligatures w14:val="standardContextual"/>
             </w:rPr>
           </w:pPr>
-          <w:hyperlink w:anchor="_Toc196934330" w:history="1">
+          <w:hyperlink w:anchor="_Toc196935377" w:history="1">
             <w:r>
               <w:rPr>
                 <w:rStyle w:val="Hyperlink"/>
@@ -695,7 +695,7 @@
                 <w:noProof/>
                 <w:webHidden/>
               </w:rPr>
-              <w:instrText xml:space="preserve"> PAGEREF _Toc196934330 \h </w:instrText>
+              <w:instrText xml:space="preserve"> PAGEREF _Toc196935377 \h </w:instrText>
             </w:r>
             <w:r>
               <w:rPr>
@@ -741,7 +741,7 @@
               <w14:ligatures w14:val="standardContextual"/>
             </w:rPr>
           </w:pPr>
-          <w:hyperlink w:anchor="_Toc196934331" w:history="1">
+          <w:hyperlink w:anchor="_Toc196935378" w:history="1">
             <w:r>
               <w:rPr>
                 <w:rStyle w:val="Hyperlink"/>
@@ -786,7 +786,7 @@
                 <w:noProof/>
                 <w:webHidden/>
               </w:rPr>
-              <w:instrText xml:space="preserve"> PAGEREF _Toc196934331 \h </w:instrText>
+              <w:instrText xml:space="preserve"> PAGEREF _Toc196935378 \h </w:instrText>
             </w:r>
             <w:r>
               <w:rPr>
@@ -832,7 +832,7 @@
               <w14:ligatures w14:val="standardContextual"/>
             </w:rPr>
           </w:pPr>
-          <w:hyperlink w:anchor="_Toc196934332" w:history="1">
+          <w:hyperlink w:anchor="_Toc196935379" w:history="1">
             <w:r>
               <w:rPr>
                 <w:rStyle w:val="Hyperlink"/>
@@ -877,7 +877,7 @@
                 <w:noProof/>
                 <w:webHidden/>
               </w:rPr>
-              <w:instrText xml:space="preserve"> PAGEREF _Toc196934332 \h </w:instrText>
+              <w:instrText xml:space="preserve"> PAGEREF _Toc196935379 \h </w:instrText>
             </w:r>
             <w:r>
               <w:rPr>
@@ -923,7 +923,7 @@
               <w14:ligatures w14:val="standardContextual"/>
             </w:rPr>
           </w:pPr>
-          <w:hyperlink w:anchor="_Toc196934333" w:history="1">
+          <w:hyperlink w:anchor="_Toc196935380" w:history="1">
             <w:r>
               <w:rPr>
                 <w:rStyle w:val="Hyperlink"/>
@@ -968,7 +968,7 @@
                 <w:noProof/>
                 <w:webHidden/>
               </w:rPr>
-              <w:instrText xml:space="preserve"> PAGEREF _Toc196934333 \h </w:instrText>
+              <w:instrText xml:space="preserve"> PAGEREF _Toc196935380 \h </w:instrText>
             </w:r>
             <w:r>
               <w:rPr>
@@ -1014,7 +1014,7 @@
               <w14:ligatures w14:val="standardContextual"/>
             </w:rPr>
           </w:pPr>
-          <w:hyperlink w:anchor="_Toc196934334" w:history="1">
+          <w:hyperlink w:anchor="_Toc196935381" w:history="1">
             <w:r>
               <w:rPr>
                 <w:rStyle w:val="Hyperlink"/>
@@ -1059,7 +1059,7 @@
                 <w:noProof/>
                 <w:webHidden/>
               </w:rPr>
-              <w:instrText xml:space="preserve"> PAGEREF _Toc196934334 \h </w:instrText>
+              <w:instrText xml:space="preserve"> PAGEREF _Toc196935381 \h </w:instrText>
             </w:r>
             <w:r>
               <w:rPr>
@@ -1105,7 +1105,7 @@
               <w14:ligatures w14:val="standardContextual"/>
             </w:rPr>
           </w:pPr>
-          <w:hyperlink w:anchor="_Toc196934335" w:history="1">
+          <w:hyperlink w:anchor="_Toc196935382" w:history="1">
             <w:r>
               <w:rPr>
                 <w:rStyle w:val="Hyperlink"/>
@@ -1150,7 +1150,7 @@
                 <w:noProof/>
                 <w:webHidden/>
               </w:rPr>
-              <w:instrText xml:space="preserve"> PAGEREF _Toc196934335 \h </w:instrText>
+              <w:instrText xml:space="preserve"> PAGEREF _Toc196935382 \h </w:instrText>
             </w:r>
             <w:r>
               <w:rPr>
@@ -1196,7 +1196,7 @@
               <w14:ligatures w14:val="standardContextual"/>
             </w:rPr>
           </w:pPr>
-          <w:hyperlink w:anchor="_Toc196934336" w:history="1">
+          <w:hyperlink w:anchor="_Toc196935383" w:history="1">
             <w:r>
               <w:rPr>
                 <w:rStyle w:val="Hyperlink"/>
@@ -1241,7 +1241,7 @@
                 <w:noProof/>
                 <w:webHidden/>
               </w:rPr>
-              <w:instrText xml:space="preserve"> PAGEREF _Toc196934336 \h </w:instrText>
+              <w:instrText xml:space="preserve"> PAGEREF _Toc196935383 \h </w:instrText>
             </w:r>
             <w:r>
               <w:rPr>
@@ -1287,7 +1287,7 @@
               <w14:ligatures w14:val="standardContextual"/>
             </w:rPr>
           </w:pPr>
-          <w:hyperlink w:anchor="_Toc196934337" w:history="1">
+          <w:hyperlink w:anchor="_Toc196935384" w:history="1">
             <w:r>
               <w:rPr>
                 <w:rStyle w:val="Hyperlink"/>
@@ -1332,7 +1332,7 @@
                 <w:noProof/>
                 <w:webHidden/>
               </w:rPr>
-              <w:instrText xml:space="preserve"> PAGEREF _Toc196934337 \h </w:instrText>
+              <w:instrText xml:space="preserve"> PAGEREF _Toc196935384 \h </w:instrText>
             </w:r>
             <w:r>
               <w:rPr>
@@ -1353,6 +1353,460 @@
                 <w:webHidden/>
               </w:rPr>
               <w:t>43</w:t>
+            </w:r>
+            <w:r>
+              <w:rPr>
+                <w:noProof/>
+                <w:webHidden/>
+              </w:rPr>
+              <w:fldChar w:fldCharType="end"/>
+            </w:r>
+          </w:hyperlink>
+        </w:p>
+        <w:p>
+          <w:pPr>
+            <w:pStyle w:val="TOC1"/>
+            <w:tabs>
+              <w:tab w:val="left" w:pos="480"/>
+              <w:tab w:val="right" w:leader="dot" w:pos="9350"/>
+            </w:tabs>
+            <w:rPr>
+              <w:rFonts w:asciiTheme="minorHAnsi" w:eastAsiaTheme="minorEastAsia" w:hAnsiTheme="minorHAnsi" w:cstheme="minorBidi"/>
+              <w:noProof/>
+              <w:kern w:val="2"/>
+              <w:lang w:val="en-US"/>
+              <w14:ligatures w14:val="standardContextual"/>
+            </w:rPr>
+          </w:pPr>
+          <w:hyperlink w:anchor="_Toc196935385" w:history="1">
+            <w:r>
+              <w:rPr>
+                <w:rStyle w:val="Hyperlink"/>
+                <w:noProof/>
+              </w:rPr>
+              <w:t>5.</w:t>
+            </w:r>
+            <w:r>
+              <w:rPr>
+                <w:rFonts w:asciiTheme="minorHAnsi" w:eastAsiaTheme="minorEastAsia" w:hAnsiTheme="minorHAnsi" w:cstheme="minorBidi"/>
+                <w:noProof/>
+                <w:kern w:val="2"/>
+                <w:lang w:val="en-US"/>
+                <w14:ligatures w14:val="standardContextual"/>
+              </w:rPr>
+              <w:tab/>
+            </w:r>
+            <w:r>
+              <w:rPr>
+                <w:rStyle w:val="Hyperlink"/>
+                <w:noProof/>
+              </w:rPr>
+              <w:t>UV unwrapping</w:t>
+            </w:r>
+            <w:r>
+              <w:rPr>
+                <w:noProof/>
+                <w:webHidden/>
+              </w:rPr>
+              <w:tab/>
+            </w:r>
+            <w:r>
+              <w:rPr>
+                <w:noProof/>
+                <w:webHidden/>
+              </w:rPr>
+              <w:fldChar w:fldCharType="begin"/>
+            </w:r>
+            <w:r>
+              <w:rPr>
+                <w:noProof/>
+                <w:webHidden/>
+              </w:rPr>
+              <w:instrText xml:space="preserve"> PAGEREF _Toc196935385 \h </w:instrText>
+            </w:r>
+            <w:r>
+              <w:rPr>
+                <w:noProof/>
+                <w:webHidden/>
+              </w:rPr>
+            </w:r>
+            <w:r>
+              <w:rPr>
+                <w:noProof/>
+                <w:webHidden/>
+              </w:rPr>
+              <w:fldChar w:fldCharType="separate"/>
+            </w:r>
+            <w:r>
+              <w:rPr>
+                <w:noProof/>
+                <w:webHidden/>
+              </w:rPr>
+              <w:t>47</w:t>
+            </w:r>
+            <w:r>
+              <w:rPr>
+                <w:noProof/>
+                <w:webHidden/>
+              </w:rPr>
+              <w:fldChar w:fldCharType="end"/>
+            </w:r>
+          </w:hyperlink>
+        </w:p>
+        <w:p>
+          <w:pPr>
+            <w:pStyle w:val="TOC2"/>
+            <w:tabs>
+              <w:tab w:val="left" w:pos="720"/>
+              <w:tab w:val="right" w:leader="dot" w:pos="9350"/>
+            </w:tabs>
+            <w:rPr>
+              <w:rFonts w:asciiTheme="minorHAnsi" w:eastAsiaTheme="minorEastAsia" w:hAnsiTheme="minorHAnsi" w:cstheme="minorBidi"/>
+              <w:noProof/>
+              <w:kern w:val="2"/>
+              <w:lang w:val="en-US"/>
+              <w14:ligatures w14:val="standardContextual"/>
+            </w:rPr>
+          </w:pPr>
+          <w:hyperlink w:anchor="_Toc196935386" w:history="1">
+            <w:r>
+              <w:rPr>
+                <w:rStyle w:val="Hyperlink"/>
+                <w:rFonts w:ascii="Symbol" w:hAnsi="Symbol"/>
+                <w:noProof/>
+              </w:rPr>
+              <w:t></w:t>
+            </w:r>
+            <w:r>
+              <w:rPr>
+                <w:rFonts w:asciiTheme="minorHAnsi" w:eastAsiaTheme="minorEastAsia" w:hAnsiTheme="minorHAnsi" w:cstheme="minorBidi"/>
+                <w:noProof/>
+                <w:kern w:val="2"/>
+                <w:lang w:val="en-US"/>
+                <w14:ligatures w14:val="standardContextual"/>
+              </w:rPr>
+              <w:tab/>
+            </w:r>
+            <w:r>
+              <w:rPr>
+                <w:rStyle w:val="Hyperlink"/>
+                <w:noProof/>
+              </w:rPr>
+              <w:t>Barrel</w:t>
+            </w:r>
+            <w:r>
+              <w:rPr>
+                <w:noProof/>
+                <w:webHidden/>
+              </w:rPr>
+              <w:tab/>
+            </w:r>
+            <w:r>
+              <w:rPr>
+                <w:noProof/>
+                <w:webHidden/>
+              </w:rPr>
+              <w:fldChar w:fldCharType="begin"/>
+            </w:r>
+            <w:r>
+              <w:rPr>
+                <w:noProof/>
+                <w:webHidden/>
+              </w:rPr>
+              <w:instrText xml:space="preserve"> PAGEREF _Toc196935386 \h </w:instrText>
+            </w:r>
+            <w:r>
+              <w:rPr>
+                <w:noProof/>
+                <w:webHidden/>
+              </w:rPr>
+            </w:r>
+            <w:r>
+              <w:rPr>
+                <w:noProof/>
+                <w:webHidden/>
+              </w:rPr>
+              <w:fldChar w:fldCharType="separate"/>
+            </w:r>
+            <w:r>
+              <w:rPr>
+                <w:noProof/>
+                <w:webHidden/>
+              </w:rPr>
+              <w:t>47</w:t>
+            </w:r>
+            <w:r>
+              <w:rPr>
+                <w:noProof/>
+                <w:webHidden/>
+              </w:rPr>
+              <w:fldChar w:fldCharType="end"/>
+            </w:r>
+          </w:hyperlink>
+        </w:p>
+        <w:p>
+          <w:pPr>
+            <w:pStyle w:val="TOC2"/>
+            <w:tabs>
+              <w:tab w:val="left" w:pos="720"/>
+              <w:tab w:val="right" w:leader="dot" w:pos="9350"/>
+            </w:tabs>
+            <w:rPr>
+              <w:rFonts w:asciiTheme="minorHAnsi" w:eastAsiaTheme="minorEastAsia" w:hAnsiTheme="minorHAnsi" w:cstheme="minorBidi"/>
+              <w:noProof/>
+              <w:kern w:val="2"/>
+              <w:lang w:val="en-US"/>
+              <w14:ligatures w14:val="standardContextual"/>
+            </w:rPr>
+          </w:pPr>
+          <w:hyperlink w:anchor="_Toc196935387" w:history="1">
+            <w:r>
+              <w:rPr>
+                <w:rStyle w:val="Hyperlink"/>
+                <w:rFonts w:ascii="Symbol" w:hAnsi="Symbol"/>
+                <w:noProof/>
+              </w:rPr>
+              <w:t></w:t>
+            </w:r>
+            <w:r>
+              <w:rPr>
+                <w:rFonts w:asciiTheme="minorHAnsi" w:eastAsiaTheme="minorEastAsia" w:hAnsiTheme="minorHAnsi" w:cstheme="minorBidi"/>
+                <w:noProof/>
+                <w:kern w:val="2"/>
+                <w:lang w:val="en-US"/>
+                <w14:ligatures w14:val="standardContextual"/>
+              </w:rPr>
+              <w:tab/>
+            </w:r>
+            <w:r>
+              <w:rPr>
+                <w:rStyle w:val="Hyperlink"/>
+                <w:noProof/>
+              </w:rPr>
+              <w:t>Bar chair</w:t>
+            </w:r>
+            <w:r>
+              <w:rPr>
+                <w:noProof/>
+                <w:webHidden/>
+              </w:rPr>
+              <w:tab/>
+            </w:r>
+            <w:r>
+              <w:rPr>
+                <w:noProof/>
+                <w:webHidden/>
+              </w:rPr>
+              <w:fldChar w:fldCharType="begin"/>
+            </w:r>
+            <w:r>
+              <w:rPr>
+                <w:noProof/>
+                <w:webHidden/>
+              </w:rPr>
+              <w:instrText xml:space="preserve"> PAGEREF _Toc196935387 \h </w:instrText>
+            </w:r>
+            <w:r>
+              <w:rPr>
+                <w:noProof/>
+                <w:webHidden/>
+              </w:rPr>
+            </w:r>
+            <w:r>
+              <w:rPr>
+                <w:noProof/>
+                <w:webHidden/>
+              </w:rPr>
+              <w:fldChar w:fldCharType="separate"/>
+            </w:r>
+            <w:r>
+              <w:rPr>
+                <w:noProof/>
+                <w:webHidden/>
+              </w:rPr>
+              <w:t>48</w:t>
+            </w:r>
+            <w:r>
+              <w:rPr>
+                <w:noProof/>
+                <w:webHidden/>
+              </w:rPr>
+              <w:fldChar w:fldCharType="end"/>
+            </w:r>
+          </w:hyperlink>
+        </w:p>
+        <w:p>
+          <w:pPr>
+            <w:pStyle w:val="TOC2"/>
+            <w:tabs>
+              <w:tab w:val="left" w:pos="720"/>
+              <w:tab w:val="right" w:leader="dot" w:pos="9350"/>
+            </w:tabs>
+            <w:rPr>
+              <w:rFonts w:asciiTheme="minorHAnsi" w:eastAsiaTheme="minorEastAsia" w:hAnsiTheme="minorHAnsi" w:cstheme="minorBidi"/>
+              <w:noProof/>
+              <w:kern w:val="2"/>
+              <w:lang w:val="en-US"/>
+              <w14:ligatures w14:val="standardContextual"/>
+            </w:rPr>
+          </w:pPr>
+          <w:hyperlink w:anchor="_Toc196935388" w:history="1">
+            <w:r>
+              <w:rPr>
+                <w:rStyle w:val="Hyperlink"/>
+                <w:rFonts w:ascii="Symbol" w:hAnsi="Symbol"/>
+                <w:noProof/>
+              </w:rPr>
+              <w:t></w:t>
+            </w:r>
+            <w:r>
+              <w:rPr>
+                <w:rFonts w:asciiTheme="minorHAnsi" w:eastAsiaTheme="minorEastAsia" w:hAnsiTheme="minorHAnsi" w:cstheme="minorBidi"/>
+                <w:noProof/>
+                <w:kern w:val="2"/>
+                <w:lang w:val="en-US"/>
+                <w14:ligatures w14:val="standardContextual"/>
+              </w:rPr>
+              <w:tab/>
+            </w:r>
+            <w:r>
+              <w:rPr>
+                <w:rStyle w:val="Hyperlink"/>
+                <w:noProof/>
+              </w:rPr>
+              <w:t>Coffee Table</w:t>
+            </w:r>
+            <w:r>
+              <w:rPr>
+                <w:noProof/>
+                <w:webHidden/>
+              </w:rPr>
+              <w:tab/>
+            </w:r>
+            <w:r>
+              <w:rPr>
+                <w:noProof/>
+                <w:webHidden/>
+              </w:rPr>
+              <w:fldChar w:fldCharType="begin"/>
+            </w:r>
+            <w:r>
+              <w:rPr>
+                <w:noProof/>
+                <w:webHidden/>
+              </w:rPr>
+              <w:instrText xml:space="preserve"> PAGEREF _Toc196935388 \h </w:instrText>
+            </w:r>
+            <w:r>
+              <w:rPr>
+                <w:noProof/>
+                <w:webHidden/>
+              </w:rPr>
+            </w:r>
+            <w:r>
+              <w:rPr>
+                <w:noProof/>
+                <w:webHidden/>
+              </w:rPr>
+              <w:fldChar w:fldCharType="separate"/>
+            </w:r>
+            <w:r>
+              <w:rPr>
+                <w:noProof/>
+                <w:webHidden/>
+              </w:rPr>
+              <w:t>49</w:t>
+            </w:r>
+            <w:r>
+              <w:rPr>
+                <w:noProof/>
+                <w:webHidden/>
+              </w:rPr>
+              <w:fldChar w:fldCharType="end"/>
+            </w:r>
+          </w:hyperlink>
+        </w:p>
+        <w:p>
+          <w:pPr>
+            <w:pStyle w:val="TOC2"/>
+            <w:tabs>
+              <w:tab w:val="left" w:pos="720"/>
+              <w:tab w:val="right" w:leader="dot" w:pos="9350"/>
+            </w:tabs>
+            <w:rPr>
+              <w:rFonts w:asciiTheme="minorHAnsi" w:eastAsiaTheme="minorEastAsia" w:hAnsiTheme="minorHAnsi" w:cstheme="minorBidi"/>
+              <w:noProof/>
+              <w:kern w:val="2"/>
+              <w:lang w:val="en-US"/>
+              <w14:ligatures w14:val="standardContextual"/>
+            </w:rPr>
+          </w:pPr>
+          <w:hyperlink w:anchor="_Toc196935389" w:history="1">
+            <w:r>
+              <w:rPr>
+                <w:rStyle w:val="Hyperlink"/>
+                <w:rFonts w:ascii="Symbol" w:hAnsi="Symbol"/>
+                <w:noProof/>
+              </w:rPr>
+              <w:t></w:t>
+            </w:r>
+            <w:r>
+              <w:rPr>
+                <w:rFonts w:asciiTheme="minorHAnsi" w:eastAsiaTheme="minorEastAsia" w:hAnsiTheme="minorHAnsi" w:cstheme="minorBidi"/>
+                <w:noProof/>
+                <w:kern w:val="2"/>
+                <w:lang w:val="en-US"/>
+                <w14:ligatures w14:val="standardContextual"/>
+              </w:rPr>
+              <w:tab/>
+            </w:r>
+            <w:r>
+              <w:rPr>
+                <w:rStyle w:val="Hyperlink"/>
+                <w:noProof/>
+              </w:rPr>
+              <w:t>Books</w:t>
+            </w:r>
+            <w:r>
+              <w:rPr>
+                <w:noProof/>
+                <w:webHidden/>
+              </w:rPr>
+              <w:tab/>
+            </w:r>
+            <w:r>
+              <w:rPr>
+                <w:noProof/>
+                <w:webHidden/>
+              </w:rPr>
+              <w:fldChar w:fldCharType="begin"/>
+            </w:r>
+            <w:r>
+              <w:rPr>
+                <w:noProof/>
+                <w:webHidden/>
+              </w:rPr>
+              <w:instrText xml:space="preserve"> PAGEREF _Toc196935389 \h </w:instrText>
+            </w:r>
+            <w:r>
+              <w:rPr>
+                <w:noProof/>
+                <w:webHidden/>
+              </w:rPr>
+            </w:r>
+            <w:r>
+              <w:rPr>
+                <w:noProof/>
+                <w:webHidden/>
+              </w:rPr>
+              <w:fldChar w:fldCharType="separate"/>
+            </w:r>
+            <w:r>
+              <w:rPr>
+                <w:noProof/>
+                <w:webHidden/>
+              </w:rPr>
+              <w:t>50</w:t>
             </w:r>
             <w:r>
               <w:rPr>
@@ -1403,7 +1857,7 @@
           <w:rFonts w:cs="Arial"/>
         </w:rPr>
       </w:pPr>
-      <w:bookmarkStart w:id="0" w:name="_Toc196934323"/>
+      <w:bookmarkStart w:id="0" w:name="_Toc196935370"/>
       <w:r>
         <w:rPr>
           <w:rFonts w:cs="Arial"/>
@@ -1459,7 +1913,7 @@
           <w:szCs w:val="28"/>
         </w:rPr>
       </w:pPr>
-      <w:bookmarkStart w:id="1" w:name="_Toc196934324"/>
+      <w:bookmarkStart w:id="1" w:name="_Toc196935371"/>
       <w:r>
         <w:rPr>
           <w:szCs w:val="28"/>
@@ -1485,11 +1939,13 @@
       <w:pPr>
         <w:pStyle w:val="Heading2"/>
       </w:pPr>
-      <w:bookmarkStart w:id="2" w:name="_Toc196934325"/>
+      <w:bookmarkStart w:id="2" w:name="_Toc196935372"/>
+      <w:proofErr w:type="spellStart"/>
       <w:r>
         <w:t>Moodboard</w:t>
       </w:r>
       <w:bookmarkEnd w:id="2"/>
+      <w:proofErr w:type="spellEnd"/>
     </w:p>
     <w:p>
       <w:pPr>
@@ -1602,7 +2058,7 @@
         </w:numPr>
         <w:spacing w:line="360" w:lineRule="auto"/>
       </w:pPr>
-      <w:bookmarkStart w:id="3" w:name="_Toc196934326"/>
+      <w:bookmarkStart w:id="3" w:name="_Toc196935373"/>
       <w:r>
         <w:lastRenderedPageBreak/>
         <w:t>Research</w:t>
@@ -1656,7 +2112,7 @@
         </w:numPr>
         <w:spacing w:line="360" w:lineRule="auto"/>
       </w:pPr>
-      <w:bookmarkStart w:id="4" w:name="_Toc196934327"/>
+      <w:bookmarkStart w:id="4" w:name="_Toc196935374"/>
       <w:r>
         <w:lastRenderedPageBreak/>
         <w:t>Optimization</w:t>
@@ -1696,7 +2152,7 @@
         <w:pStyle w:val="Heading1"/>
         <w:spacing w:line="360" w:lineRule="auto"/>
       </w:pPr>
-      <w:bookmarkStart w:id="5" w:name="_Toc196934328"/>
+      <w:bookmarkStart w:id="5" w:name="_Toc196935375"/>
       <w:r>
         <w:lastRenderedPageBreak/>
         <w:t>5.</w:t>
@@ -1717,7 +2173,7 @@
           <w:numId w:val="2"/>
         </w:numPr>
       </w:pPr>
-      <w:bookmarkStart w:id="6" w:name="_Toc196934329"/>
+      <w:bookmarkStart w:id="6" w:name="_Toc196935376"/>
       <w:r>
         <w:t>Chair</w:t>
       </w:r>
@@ -2060,7 +2516,7 @@
           <w:numId w:val="2"/>
         </w:numPr>
       </w:pPr>
-      <w:bookmarkStart w:id="7" w:name="_Toc196934330"/>
+      <w:bookmarkStart w:id="7" w:name="_Toc196935377"/>
       <w:r>
         <w:lastRenderedPageBreak/>
         <w:t>Sofa</w:t>
@@ -2414,7 +2870,7 @@
           <w:numId w:val="2"/>
         </w:numPr>
       </w:pPr>
-      <w:bookmarkStart w:id="8" w:name="_Toc196934331"/>
+      <w:bookmarkStart w:id="8" w:name="_Toc196935378"/>
       <w:r>
         <w:lastRenderedPageBreak/>
         <w:t>Coffee Table</w:t>
@@ -2687,7 +3143,7 @@
           <w:numId w:val="2"/>
         </w:numPr>
       </w:pPr>
-      <w:bookmarkStart w:id="9" w:name="_Toc196934332"/>
+      <w:bookmarkStart w:id="9" w:name="_Toc196935379"/>
       <w:r>
         <w:lastRenderedPageBreak/>
         <w:t>Mini fridge</w:t>
@@ -2961,7 +3417,7 @@
           <w:numId w:val="2"/>
         </w:numPr>
       </w:pPr>
-      <w:bookmarkStart w:id="10" w:name="_Toc196934333"/>
+      <w:bookmarkStart w:id="10" w:name="_Toc196935380"/>
       <w:r>
         <w:lastRenderedPageBreak/>
         <w:t>Wardrobe</w:t>
@@ -3230,7 +3686,7 @@
           <w:numId w:val="2"/>
         </w:numPr>
       </w:pPr>
-      <w:bookmarkStart w:id="11" w:name="_Toc196934334"/>
+      <w:bookmarkStart w:id="11" w:name="_Toc196935381"/>
       <w:r>
         <w:lastRenderedPageBreak/>
         <w:t>Bar Chair</w:t>
@@ -3719,7 +4175,7 @@
           <w:numId w:val="2"/>
         </w:numPr>
       </w:pPr>
-      <w:bookmarkStart w:id="12" w:name="_Toc196934335"/>
+      <w:bookmarkStart w:id="12" w:name="_Toc196935382"/>
       <w:r>
         <w:lastRenderedPageBreak/>
         <w:t>Table</w:t>
@@ -4000,7 +4456,7 @@
           <w:numId w:val="2"/>
         </w:numPr>
       </w:pPr>
-      <w:bookmarkStart w:id="13" w:name="_Toc196934336"/>
+      <w:bookmarkStart w:id="13" w:name="_Toc196935383"/>
       <w:r>
         <w:lastRenderedPageBreak/>
         <w:t>Barrel</w:t>
@@ -4398,7 +4854,7 @@
           <w:numId w:val="2"/>
         </w:numPr>
       </w:pPr>
-      <w:bookmarkStart w:id="14" w:name="_Toc196934337"/>
+      <w:bookmarkStart w:id="14" w:name="_Toc196935384"/>
       <w:r>
         <w:lastRenderedPageBreak/>
         <w:t>Book</w:t>
@@ -4689,22 +5145,46 @@
           <w:numId w:val="1"/>
         </w:numPr>
       </w:pPr>
+      <w:bookmarkStart w:id="15" w:name="_Toc196935385"/>
       <w:r>
         <w:lastRenderedPageBreak/>
         <w:t>UV unwrapping</w:t>
       </w:r>
-    </w:p>
-    <w:p>
-      <w:pPr>
-        <w:rPr>
-          <w:lang w:val="en-US"/>
-        </w:rPr>
-      </w:pPr>
-      <w:r>
-        <w:rPr>
-          <w:lang w:val="en-US"/>
-        </w:rPr>
-        <w:t>Uv unwrapping is one of the most important process of in the 3d production pipel</w:t>
+      <w:bookmarkEnd w:id="15"/>
+    </w:p>
+    <w:p>
+      <w:pPr>
+        <w:rPr>
+          <w:lang w:val="en-US"/>
+        </w:rPr>
+      </w:pPr>
+      <w:proofErr w:type="spellStart"/>
+      <w:r>
+        <w:rPr>
+          <w:lang w:val="en-US"/>
+        </w:rPr>
+        <w:t>Uv</w:t>
+      </w:r>
+      <w:proofErr w:type="spellEnd"/>
+      <w:r>
+        <w:rPr>
+          <w:lang w:val="en-US"/>
+        </w:rPr>
+        <w:t xml:space="preserve"> unwrapping is one of the most important </w:t>
+      </w:r>
+      <w:proofErr w:type="gramStart"/>
+      <w:r>
+        <w:rPr>
+          <w:lang w:val="en-US"/>
+        </w:rPr>
+        <w:t>process</w:t>
+      </w:r>
+      <w:proofErr w:type="gramEnd"/>
+      <w:r>
+        <w:rPr>
+          <w:lang w:val="en-US"/>
+        </w:rPr>
+        <w:t xml:space="preserve"> of in the 3d production pipel</w:t>
       </w:r>
       <w:r>
         <w:rPr>
@@ -4728,7 +5208,21 @@
         <w:rPr>
           <w:lang w:val="en-US"/>
         </w:rPr>
-        <w:t xml:space="preserve">Automatic Uv </w:t>
+        <w:t xml:space="preserve">Automatic </w:t>
+      </w:r>
+      <w:proofErr w:type="spellStart"/>
+      <w:r>
+        <w:rPr>
+          <w:lang w:val="en-US"/>
+        </w:rPr>
+        <w:t>Uv</w:t>
+      </w:r>
+      <w:proofErr w:type="spellEnd"/>
+      <w:r>
+        <w:rPr>
+          <w:lang w:val="en-US"/>
+        </w:rPr>
+        <w:t xml:space="preserve"> </w:t>
       </w:r>
       <w:r>
         <w:rPr>
@@ -4745,9 +5239,11 @@
           <w:numId w:val="2"/>
         </w:numPr>
       </w:pPr>
+      <w:bookmarkStart w:id="16" w:name="_Toc196935386"/>
       <w:r>
         <w:t>Barrel</w:t>
       </w:r>
+      <w:bookmarkEnd w:id="16"/>
     </w:p>
     <w:p>
       <w:pPr>
@@ -4930,9 +5426,11 @@
           <w:numId w:val="2"/>
         </w:numPr>
       </w:pPr>
+      <w:bookmarkStart w:id="17" w:name="_Toc196935387"/>
       <w:r>
         <w:t>Bar chair</w:t>
       </w:r>
+      <w:bookmarkEnd w:id="17"/>
     </w:p>
     <w:p>
       <w:pPr>
@@ -5067,9 +5565,11 @@
           <w:numId w:val="2"/>
         </w:numPr>
       </w:pPr>
+      <w:bookmarkStart w:id="18" w:name="_Toc196935388"/>
       <w:r>
         <w:t>Coffee Table</w:t>
       </w:r>
+      <w:bookmarkEnd w:id="18"/>
     </w:p>
     <w:p>
       <w:pPr>
@@ -5191,6 +5691,138 @@
     </w:p>
     <w:p>
       <w:pPr>
+        <w:pStyle w:val="Heading2"/>
+        <w:numPr>
+          <w:ilvl w:val="0"/>
+          <w:numId w:val="2"/>
+        </w:numPr>
+      </w:pPr>
+      <w:bookmarkStart w:id="19" w:name="_Toc196935389"/>
+      <w:r>
+        <w:t>Books</w:t>
+      </w:r>
+      <w:bookmarkEnd w:id="19"/>
+    </w:p>
+    <w:p>
+      <w:pPr>
+        <w:jc w:val="center"/>
+        <w:rPr>
+          <w:lang w:val="en-US"/>
+        </w:rPr>
+      </w:pPr>
+      <w:r>
+        <w:rPr>
+          <w:lang w:val="en-US"/>
+        </w:rPr>
+        <w:drawing>
+          <wp:inline distT="0" distB="0" distL="0" distR="0" wp14:anchorId="0B94634D" wp14:editId="580CAE61">
+            <wp:extent cx="5416953" cy="2731626"/>
+            <wp:effectExtent l="0" t="0" r="0" b="0"/>
+            <wp:docPr id="1912033987" name="Picture 1" descr="A screenshot of a computer&#10;&#10;Description automatically generated"/>
+            <wp:cNvGraphicFramePr>
+              <a:graphicFrameLocks xmlns:a="http://schemas.openxmlformats.org/drawingml/2006/main" noChangeAspect="1"/>
+            </wp:cNvGraphicFramePr>
+            <a:graphic xmlns:a="http://schemas.openxmlformats.org/drawingml/2006/main">
+              <a:graphicData uri="http://schemas.openxmlformats.org/drawingml/2006/picture">
+                <pic:pic xmlns:pic="http://schemas.openxmlformats.org/drawingml/2006/picture">
+                  <pic:nvPicPr>
+                    <pic:cNvPr id="1912033987" name="Picture 1" descr="A screenshot of a computer&#10;&#10;Description automatically generated"/>
+                    <pic:cNvPicPr/>
+                  </pic:nvPicPr>
+                  <pic:blipFill>
+                    <a:blip r:embed="rId57"/>
+                    <a:stretch>
+                      <a:fillRect/>
+                    </a:stretch>
+                  </pic:blipFill>
+                  <pic:spPr>
+                    <a:xfrm>
+                      <a:off x="0" y="0"/>
+                      <a:ext cx="5422393" cy="2734369"/>
+                    </a:xfrm>
+                    <a:prstGeom prst="rect">
+                      <a:avLst/>
+                    </a:prstGeom>
+                  </pic:spPr>
+                </pic:pic>
+              </a:graphicData>
+            </a:graphic>
+          </wp:inline>
+        </w:drawing>
+      </w:r>
+    </w:p>
+    <w:p>
+      <w:pPr>
+        <w:spacing w:line="278" w:lineRule="auto"/>
+        <w:rPr>
+          <w:lang w:val="en-US"/>
+        </w:rPr>
+      </w:pPr>
+      <w:r>
+        <w:rPr>
+          <w:lang w:val="en-US"/>
+        </w:rPr>
+        <w:br w:type="page"/>
+      </w:r>
+    </w:p>
+    <w:p>
+      <w:pPr>
+        <w:jc w:val="center"/>
+        <w:rPr>
+          <w:lang w:val="en-US"/>
+        </w:rPr>
+      </w:pPr>
+      <w:r>
+        <w:rPr>
+          <w:lang w:val="en-US"/>
+        </w:rPr>
+        <w:lastRenderedPageBreak/>
+        <w:drawing>
+          <wp:inline distT="0" distB="0" distL="0" distR="0" wp14:anchorId="793257D0" wp14:editId="64F2B123">
+            <wp:extent cx="5943600" cy="2945765"/>
+            <wp:effectExtent l="0" t="0" r="0" b="6985"/>
+            <wp:docPr id="1477948261" name="Picture 1" descr="A screenshot of a computer&#10;&#10;Description automatically generated"/>
+            <wp:cNvGraphicFramePr>
+              <a:graphicFrameLocks xmlns:a="http://schemas.openxmlformats.org/drawingml/2006/main" noChangeAspect="1"/>
+            </wp:cNvGraphicFramePr>
+            <a:graphic xmlns:a="http://schemas.openxmlformats.org/drawingml/2006/main">
+              <a:graphicData uri="http://schemas.openxmlformats.org/drawingml/2006/picture">
+                <pic:pic xmlns:pic="http://schemas.openxmlformats.org/drawingml/2006/picture">
+                  <pic:nvPicPr>
+                    <pic:cNvPr id="1477948261" name="Picture 1" descr="A screenshot of a computer&#10;&#10;Description automatically generated"/>
+                    <pic:cNvPicPr/>
+                  </pic:nvPicPr>
+                  <pic:blipFill>
+                    <a:blip r:embed="rId58"/>
+                    <a:stretch>
+                      <a:fillRect/>
+                    </a:stretch>
+                  </pic:blipFill>
+                  <pic:spPr>
+                    <a:xfrm>
+                      <a:off x="0" y="0"/>
+                      <a:ext cx="5943600" cy="2945765"/>
+                    </a:xfrm>
+                    <a:prstGeom prst="rect">
+                      <a:avLst/>
+                    </a:prstGeom>
+                  </pic:spPr>
+                </pic:pic>
+              </a:graphicData>
+            </a:graphic>
+          </wp:inline>
+        </w:drawing>
+      </w:r>
+    </w:p>
+    <w:p>
+      <w:pPr>
+        <w:rPr>
+          <w:lang w:val="en-US"/>
+        </w:rPr>
+      </w:pPr>
+    </w:p>
+    <w:p>
+      <w:pPr>
         <w:rPr>
           <w:lang w:val="en-US"/>
         </w:rPr>
@@ -5304,7 +5936,7 @@
   <w:abstractNum w:abstractNumId="1" w15:restartNumberingAfterBreak="0">
     <w:nsid w:val="589C1213"/>
     <w:multiLevelType w:val="hybridMultilevel"/>
-    <w:tmpl w:val="8C0632FE"/>
+    <w:tmpl w:val="9D203C62"/>
     <w:lvl w:ilvl="0" w:tplc="04090001">
       <w:start w:val="1"/>
       <w:numFmt w:val="bullet"/>

--- a/Documentation/Project/ANupam Document.docx
+++ b/Documentation/Project/ANupam Document.docx
@@ -5816,6 +5816,145 @@
     </w:p>
     <w:p>
       <w:pPr>
+        <w:jc w:val="center"/>
+        <w:rPr>
+          <w:lang w:val="en-US"/>
+        </w:rPr>
+      </w:pPr>
+    </w:p>
+    <w:p>
+      <w:pPr>
+        <w:pStyle w:val="Heading2"/>
+        <w:numPr>
+          <w:ilvl w:val="0"/>
+          <w:numId w:val="2"/>
+        </w:numPr>
+      </w:pPr>
+      <w:r>
+        <w:t>Mini fridge</w:t>
+      </w:r>
+    </w:p>
+    <w:p>
+      <w:pPr>
+        <w:jc w:val="center"/>
+        <w:rPr>
+          <w:lang w:val="en-US"/>
+        </w:rPr>
+      </w:pPr>
+      <w:r>
+        <w:rPr>
+          <w:lang w:val="en-US"/>
+        </w:rPr>
+        <w:drawing>
+          <wp:inline distT="0" distB="0" distL="0" distR="0" wp14:anchorId="7BCBB2FC" wp14:editId="23E2194F">
+            <wp:extent cx="4791919" cy="2565417"/>
+            <wp:effectExtent l="0" t="0" r="8890" b="6350"/>
+            <wp:docPr id="1227633302" name="Picture 1"/>
+            <wp:cNvGraphicFramePr>
+              <a:graphicFrameLocks xmlns:a="http://schemas.openxmlformats.org/drawingml/2006/main" noChangeAspect="1"/>
+            </wp:cNvGraphicFramePr>
+            <a:graphic xmlns:a="http://schemas.openxmlformats.org/drawingml/2006/main">
+              <a:graphicData uri="http://schemas.openxmlformats.org/drawingml/2006/picture">
+                <pic:pic xmlns:pic="http://schemas.openxmlformats.org/drawingml/2006/picture">
+                  <pic:nvPicPr>
+                    <pic:cNvPr id="1227633302" name=""/>
+                    <pic:cNvPicPr/>
+                  </pic:nvPicPr>
+                  <pic:blipFill>
+                    <a:blip r:embed="rId59"/>
+                    <a:stretch>
+                      <a:fillRect/>
+                    </a:stretch>
+                  </pic:blipFill>
+                  <pic:spPr>
+                    <a:xfrm>
+                      <a:off x="0" y="0"/>
+                      <a:ext cx="4795148" cy="2567146"/>
+                    </a:xfrm>
+                    <a:prstGeom prst="rect">
+                      <a:avLst/>
+                    </a:prstGeom>
+                  </pic:spPr>
+                </pic:pic>
+              </a:graphicData>
+            </a:graphic>
+          </wp:inline>
+        </w:drawing>
+      </w:r>
+    </w:p>
+    <w:p>
+      <w:pPr>
+        <w:spacing w:line="278" w:lineRule="auto"/>
+        <w:rPr>
+          <w:lang w:val="en-US"/>
+        </w:rPr>
+      </w:pPr>
+      <w:r>
+        <w:rPr>
+          <w:lang w:val="en-US"/>
+        </w:rPr>
+        <w:br w:type="page"/>
+      </w:r>
+    </w:p>
+    <w:p>
+      <w:pPr>
+        <w:jc w:val="center"/>
+        <w:rPr>
+          <w:lang w:val="en-US"/>
+        </w:rPr>
+      </w:pPr>
+      <w:r>
+        <w:rPr>
+          <w:lang w:val="en-US"/>
+        </w:rPr>
+        <w:lastRenderedPageBreak/>
+        <w:drawing>
+          <wp:inline distT="0" distB="0" distL="0" distR="0" wp14:anchorId="66825523" wp14:editId="56D8664D">
+            <wp:extent cx="5943600" cy="2735580"/>
+            <wp:effectExtent l="0" t="0" r="0" b="7620"/>
+            <wp:docPr id="1104424717" name="Picture 1" descr="A screenshot of a computer&#10;&#10;Description automatically generated"/>
+            <wp:cNvGraphicFramePr>
+              <a:graphicFrameLocks xmlns:a="http://schemas.openxmlformats.org/drawingml/2006/main" noChangeAspect="1"/>
+            </wp:cNvGraphicFramePr>
+            <a:graphic xmlns:a="http://schemas.openxmlformats.org/drawingml/2006/main">
+              <a:graphicData uri="http://schemas.openxmlformats.org/drawingml/2006/picture">
+                <pic:pic xmlns:pic="http://schemas.openxmlformats.org/drawingml/2006/picture">
+                  <pic:nvPicPr>
+                    <pic:cNvPr id="1104424717" name="Picture 1" descr="A screenshot of a computer&#10;&#10;Description automatically generated"/>
+                    <pic:cNvPicPr/>
+                  </pic:nvPicPr>
+                  <pic:blipFill>
+                    <a:blip r:embed="rId60"/>
+                    <a:stretch>
+                      <a:fillRect/>
+                    </a:stretch>
+                  </pic:blipFill>
+                  <pic:spPr>
+                    <a:xfrm>
+                      <a:off x="0" y="0"/>
+                      <a:ext cx="5943600" cy="2735580"/>
+                    </a:xfrm>
+                    <a:prstGeom prst="rect">
+                      <a:avLst/>
+                    </a:prstGeom>
+                  </pic:spPr>
+                </pic:pic>
+              </a:graphicData>
+            </a:graphic>
+          </wp:inline>
+        </w:drawing>
+      </w:r>
+    </w:p>
+    <w:p>
+      <w:pPr>
+        <w:jc w:val="center"/>
+        <w:rPr>
+          <w:lang w:val="en-US"/>
+        </w:rPr>
+      </w:pPr>
+    </w:p>
+    <w:p>
+      <w:pPr>
         <w:rPr>
           <w:lang w:val="en-US"/>
         </w:rPr>
@@ -5936,7 +6075,7 @@
   <w:abstractNum w:abstractNumId="1" w15:restartNumberingAfterBreak="0">
     <w:nsid w:val="589C1213"/>
     <w:multiLevelType w:val="hybridMultilevel"/>
-    <w:tmpl w:val="9D203C62"/>
+    <w:tmpl w:val="E92617FE"/>
     <w:lvl w:ilvl="0" w:tplc="04090001">
       <w:start w:val="1"/>
       <w:numFmt w:val="bullet"/>
